--- a/resume/jaspersands_resume.docx
+++ b/resume/jaspersands_resume.docx
@@ -32,7 +32,7 @@
         </w:rPr>
         <w:t xml:space="preserve">Palo Alto, CA | (650) 924-8429 | </w:t>
       </w:r>
-      <w:hyperlink w:history="1" r:id="rIdzpton4ynenxm6tjvjhlmk">
+      <w:hyperlink w:history="1" r:id="rIdfc_vag8nl9it0ubgw04um">
         <w:r>
           <w:rPr>
             <w:rFonts w:ascii="Times New Roman" w:cs="Times New Roman" w:eastAsia="Times New Roman" w:hAnsi="Times New Roman"/>
@@ -50,7 +50,7 @@
         </w:rPr>
         <w:t xml:space="preserve"> | </w:t>
       </w:r>
-      <w:hyperlink w:history="1" r:id="rIdpmdmyhmulplaedisqmg94">
+      <w:hyperlink w:history="1" r:id="rIddyo5-tcyhxtuiz7j9tp5c">
         <w:r>
           <w:rPr>
             <w:rFonts w:ascii="Times New Roman" w:cs="Times New Roman" w:eastAsia="Times New Roman" w:hAnsi="Times New Roman"/>
@@ -68,7 +68,7 @@
         </w:rPr>
         <w:t xml:space="preserve"> | </w:t>
       </w:r>
-      <w:hyperlink w:history="1" r:id="rIdde3bimsog_b7t70by0fef">
+      <w:hyperlink w:history="1" r:id="rIdwsqiqdobm4s6lchgkse59">
         <w:r>
           <w:rPr>
             <w:rFonts w:ascii="Times New Roman" w:cs="Times New Roman" w:eastAsia="Times New Roman" w:hAnsi="Times New Roman"/>
@@ -86,7 +86,7 @@
         </w:rPr>
         <w:t xml:space="preserve"> | </w:t>
       </w:r>
-      <w:hyperlink w:history="1" r:id="rIdi8o5fat-zlhnnpvcl7umz">
+      <w:hyperlink w:history="1" r:id="rIdlkjdjve2vlaoyxjiwhfeg">
         <w:r>
           <w:rPr>
             <w:rFonts w:ascii="Times New Roman" w:cs="Times New Roman" w:eastAsia="Times New Roman" w:hAnsi="Times New Roman"/>
@@ -429,7 +429,7 @@
         </w:tabs>
         <w:spacing w:before="42" w:line="235" w:lineRule="exact"/>
       </w:pPr>
-      <w:hyperlink w:history="1" r:id="rIdxtcm_nmq1-lnxhkblveag">
+      <w:hyperlink w:history="1" r:id="rIdajg7xtd36yfeaoe4zendh">
         <w:r>
           <w:rPr>
             <w:rFonts w:ascii="Times New Roman" w:cs="Times New Roman" w:eastAsia="Times New Roman" w:hAnsi="Times New Roman"/>
@@ -522,7 +522,7 @@
         </w:tabs>
         <w:spacing w:before="54" w:line="235" w:lineRule="exact"/>
       </w:pPr>
-      <w:hyperlink w:history="1" r:id="rId-iwf31pzzorgr-1kt8uvg">
+      <w:hyperlink w:history="1" r:id="rIdgcffk7riit8pooamfywk3">
         <w:r>
           <w:rPr>
             <w:rFonts w:ascii="Times New Roman" w:cs="Times New Roman" w:eastAsia="Times New Roman" w:hAnsi="Times New Roman"/>
@@ -563,7 +563,7 @@
       <w:r>
         <w:tab/>
       </w:r>
-      <w:hyperlink w:history="1" r:id="rIdfax1dreucyipnoafwtnuk">
+      <w:hyperlink w:history="1" r:id="rIdnzca7iivfxnpbsbbs6swf">
         <w:r>
           <w:rPr>
             <w:rFonts w:ascii="Times New Roman" w:cs="Times New Roman" w:eastAsia="Times New Roman" w:hAnsi="Times New Roman"/>
@@ -617,7 +617,7 @@
         </w:tabs>
         <w:spacing w:before="54" w:line="235" w:lineRule="exact"/>
       </w:pPr>
-      <w:hyperlink w:history="1" r:id="rIdgfy73o9ngl-zgpmkubgkw">
+      <w:hyperlink w:history="1" r:id="rId3bj9t0usj-f_fiyqbnogx">
         <w:r>
           <w:rPr>
             <w:rFonts w:ascii="Times New Roman" w:cs="Times New Roman" w:eastAsia="Times New Roman" w:hAnsi="Times New Roman"/>
@@ -640,7 +640,7 @@
       <w:r>
         <w:tab/>
       </w:r>
-      <w:hyperlink w:history="1" r:id="rIdbhsgvjp9hb_7-kxyymymc">
+      <w:hyperlink w:history="1" r:id="rIdxrw3ujmowbkaslocl0md8">
         <w:r>
           <w:rPr>
             <w:rFonts w:ascii="Times New Roman" w:cs="Times New Roman" w:eastAsia="Times New Roman" w:hAnsi="Times New Roman"/>
@@ -694,7 +694,7 @@
         </w:tabs>
         <w:spacing w:before="54" w:line="235" w:lineRule="exact"/>
       </w:pPr>
-      <w:hyperlink w:history="1" r:id="rIdwezlfn7fezsqsptljv8zs">
+      <w:hyperlink w:history="1" r:id="rIdpfwrn5ca_kgzrg-9gvtvn">
         <w:r>
           <w:rPr>
             <w:rFonts w:ascii="Times New Roman" w:cs="Times New Roman" w:eastAsia="Times New Roman" w:hAnsi="Times New Roman"/>
@@ -727,7 +727,7 @@
       <w:r>
         <w:tab/>
       </w:r>
-      <w:hyperlink w:history="1" r:id="rIdhvwfumjt3exlc2avz_qop">
+      <w:hyperlink w:history="1" r:id="rIdmh7wjhysvnedcd5hg5i_d">
         <w:r>
           <w:rPr>
             <w:rFonts w:ascii="Times New Roman" w:cs="Times New Roman" w:eastAsia="Times New Roman" w:hAnsi="Times New Roman"/>
@@ -1371,7 +1371,7 @@
           <w:sz w:val="20"/>
           <w:szCs w:val="20"/>
         </w:rPr>
-        <w:t xml:space="preserve"> and </w:t>
+        <w:t xml:space="preserve"> &amp; </w:t>
       </w:r>
       <w:r>
         <w:rPr>
@@ -1441,7 +1441,7 @@
           <w:sz w:val="20"/>
           <w:szCs w:val="20"/>
         </w:rPr>
-        <w:t xml:space="preserve">, Qualcomm Snapdragon Multiverse 2026</w:t>
+        <w:t xml:space="preserve">, Snapdragon Multiverse 2026</w:t>
       </w:r>
       <w:r>
         <w:rPr>
@@ -1467,7 +1467,7 @@
           <w:sz w:val="20"/>
           <w:szCs w:val="20"/>
         </w:rPr>
-        <w:t xml:space="preserve">, NYU Abu Dhabi Hackathon for Social Good 2027</w:t>
+        <w:t xml:space="preserve">, NYU Abu Dhabi Quantum and AI Hackathon for Social Good 2027</w:t>
       </w:r>
     </w:p>
     <w:p>

--- a/resume/jaspersands_resume.docx
+++ b/resume/jaspersands_resume.docx
@@ -30,9 +30,9 @@
           <w:sz w:val="19"/>
           <w:szCs w:val="19"/>
         </w:rPr>
-        <w:t xml:space="preserve">Palo Alto, CA | (650) 924-8429 | </w:t>
-      </w:r>
-      <w:hyperlink w:history="1" r:id="rIdfc_vag8nl9it0ubgw04um">
+        <w:t xml:space="preserve">Palo Alto, CA | +1 (650) 924-8429 | </w:t>
+      </w:r>
+      <w:hyperlink w:history="1" r:id="rIdcnwbhafyjq485n_ix48do">
         <w:r>
           <w:rPr>
             <w:rFonts w:ascii="Times New Roman" w:cs="Times New Roman" w:eastAsia="Times New Roman" w:hAnsi="Times New Roman"/>
@@ -50,7 +50,7 @@
         </w:rPr>
         <w:t xml:space="preserve"> | </w:t>
       </w:r>
-      <w:hyperlink w:history="1" r:id="rIddyo5-tcyhxtuiz7j9tp5c">
+      <w:hyperlink w:history="1" r:id="rIdh6rmrrldzkvtvyihec6ys">
         <w:r>
           <w:rPr>
             <w:rFonts w:ascii="Times New Roman" w:cs="Times New Roman" w:eastAsia="Times New Roman" w:hAnsi="Times New Roman"/>
@@ -68,7 +68,7 @@
         </w:rPr>
         <w:t xml:space="preserve"> | </w:t>
       </w:r>
-      <w:hyperlink w:history="1" r:id="rIdwsqiqdobm4s6lchgkse59">
+      <w:hyperlink w:history="1" r:id="rIdpvnddofskjlihnwx0pi_8">
         <w:r>
           <w:rPr>
             <w:rFonts w:ascii="Times New Roman" w:cs="Times New Roman" w:eastAsia="Times New Roman" w:hAnsi="Times New Roman"/>
@@ -86,7 +86,7 @@
         </w:rPr>
         <w:t xml:space="preserve"> | </w:t>
       </w:r>
-      <w:hyperlink w:history="1" r:id="rIdlkjdjve2vlaoyxjiwhfeg">
+      <w:hyperlink w:history="1" r:id="rIdwvbxf1azdgdp2tblxqswr">
         <w:r>
           <w:rPr>
             <w:rFonts w:ascii="Times New Roman" w:cs="Times New Roman" w:eastAsia="Times New Roman" w:hAnsi="Times New Roman"/>
@@ -429,7 +429,7 @@
         </w:tabs>
         <w:spacing w:before="42" w:line="235" w:lineRule="exact"/>
       </w:pPr>
-      <w:hyperlink w:history="1" r:id="rIdajg7xtd36yfeaoe4zendh">
+      <w:hyperlink w:history="1" r:id="rIdz7l1il2sqbxtjzefnla9t">
         <w:r>
           <w:rPr>
             <w:rFonts w:ascii="Times New Roman" w:cs="Times New Roman" w:eastAsia="Times New Roman" w:hAnsi="Times New Roman"/>
@@ -522,7 +522,7 @@
         </w:tabs>
         <w:spacing w:before="54" w:line="235" w:lineRule="exact"/>
       </w:pPr>
-      <w:hyperlink w:history="1" r:id="rIdgcffk7riit8pooamfywk3">
+      <w:hyperlink w:history="1" r:id="rIdrqlzw2w5ppo5dvbctjgqf">
         <w:r>
           <w:rPr>
             <w:rFonts w:ascii="Times New Roman" w:cs="Times New Roman" w:eastAsia="Times New Roman" w:hAnsi="Times New Roman"/>
@@ -563,7 +563,7 @@
       <w:r>
         <w:tab/>
       </w:r>
-      <w:hyperlink w:history="1" r:id="rIdnzca7iivfxnpbsbbs6swf">
+      <w:hyperlink w:history="1" r:id="rIdot2qgja0djfti3kyhr_ys">
         <w:r>
           <w:rPr>
             <w:rFonts w:ascii="Times New Roman" w:cs="Times New Roman" w:eastAsia="Times New Roman" w:hAnsi="Times New Roman"/>
@@ -617,7 +617,7 @@
         </w:tabs>
         <w:spacing w:before="54" w:line="235" w:lineRule="exact"/>
       </w:pPr>
-      <w:hyperlink w:history="1" r:id="rId3bj9t0usj-f_fiyqbnogx">
+      <w:hyperlink w:history="1" r:id="rIdkl3u2j7ukhavfbdlqctwc">
         <w:r>
           <w:rPr>
             <w:rFonts w:ascii="Times New Roman" w:cs="Times New Roman" w:eastAsia="Times New Roman" w:hAnsi="Times New Roman"/>
@@ -640,7 +640,7 @@
       <w:r>
         <w:tab/>
       </w:r>
-      <w:hyperlink w:history="1" r:id="rIdxrw3ujmowbkaslocl0md8">
+      <w:hyperlink w:history="1" r:id="rId2a9sjqrdk2huiktvdic9z">
         <w:r>
           <w:rPr>
             <w:rFonts w:ascii="Times New Roman" w:cs="Times New Roman" w:eastAsia="Times New Roman" w:hAnsi="Times New Roman"/>
@@ -694,7 +694,7 @@
         </w:tabs>
         <w:spacing w:before="54" w:line="235" w:lineRule="exact"/>
       </w:pPr>
-      <w:hyperlink w:history="1" r:id="rIdpfwrn5ca_kgzrg-9gvtvn">
+      <w:hyperlink w:history="1" r:id="rIdo-tmoaxu03iducp-s_0f7">
         <w:r>
           <w:rPr>
             <w:rFonts w:ascii="Times New Roman" w:cs="Times New Roman" w:eastAsia="Times New Roman" w:hAnsi="Times New Roman"/>
@@ -727,7 +727,7 @@
       <w:r>
         <w:tab/>
       </w:r>
-      <w:hyperlink w:history="1" r:id="rIdmh7wjhysvnedcd5hg5i_d">
+      <w:hyperlink w:history="1" r:id="rIdejpu1l-ndofpyl78nnbb9">
         <w:r>
           <w:rPr>
             <w:rFonts w:ascii="Times New Roman" w:cs="Times New Roman" w:eastAsia="Times New Roman" w:hAnsi="Times New Roman"/>
@@ -1441,7 +1441,7 @@
           <w:sz w:val="20"/>
           <w:szCs w:val="20"/>
         </w:rPr>
-        <w:t xml:space="preserve">, Snapdragon Multiverse 2026</w:t>
+        <w:t xml:space="preserve">, Qualcomm Snapdragon Multiverse 2026</w:t>
       </w:r>
       <w:r>
         <w:rPr>
@@ -1467,7 +1467,7 @@
           <w:sz w:val="20"/>
           <w:szCs w:val="20"/>
         </w:rPr>
-        <w:t xml:space="preserve">, NYU Abu Dhabi Quantum and AI Hackathon for Social Good 2027</w:t>
+        <w:t xml:space="preserve">, NYU Abu Dhabi Quantum and AI Hackathon 2027</w:t>
       </w:r>
     </w:p>
     <w:p>

--- a/resume/jaspersands_resume.docx
+++ b/resume/jaspersands_resume.docx
@@ -32,7 +32,7 @@
         </w:rPr>
         <w:t xml:space="preserve">Palo Alto, CA | +1 (650) 924-8429 | </w:t>
       </w:r>
-      <w:hyperlink w:history="1" r:id="rIdcnwbhafyjq485n_ix48do">
+      <w:hyperlink w:history="1" r:id="rId6wg6s2jdyxhoekl10gjb-">
         <w:r>
           <w:rPr>
             <w:rFonts w:ascii="Times New Roman" w:cs="Times New Roman" w:eastAsia="Times New Roman" w:hAnsi="Times New Roman"/>
@@ -50,7 +50,7 @@
         </w:rPr>
         <w:t xml:space="preserve"> | </w:t>
       </w:r>
-      <w:hyperlink w:history="1" r:id="rIdh6rmrrldzkvtvyihec6ys">
+      <w:hyperlink w:history="1" r:id="rIdnabadk-fhdy2_at1vh9ts">
         <w:r>
           <w:rPr>
             <w:rFonts w:ascii="Times New Roman" w:cs="Times New Roman" w:eastAsia="Times New Roman" w:hAnsi="Times New Roman"/>
@@ -68,7 +68,7 @@
         </w:rPr>
         <w:t xml:space="preserve"> | </w:t>
       </w:r>
-      <w:hyperlink w:history="1" r:id="rIdpvnddofskjlihnwx0pi_8">
+      <w:hyperlink w:history="1" r:id="rId5eq1rg5w_vbo6mza68vjl">
         <w:r>
           <w:rPr>
             <w:rFonts w:ascii="Times New Roman" w:cs="Times New Roman" w:eastAsia="Times New Roman" w:hAnsi="Times New Roman"/>
@@ -86,7 +86,7 @@
         </w:rPr>
         <w:t xml:space="preserve"> | </w:t>
       </w:r>
-      <w:hyperlink w:history="1" r:id="rIdwvbxf1azdgdp2tblxqswr">
+      <w:hyperlink w:history="1" r:id="rIdunemyim9qb_anx140umhi">
         <w:r>
           <w:rPr>
             <w:rFonts w:ascii="Times New Roman" w:cs="Times New Roman" w:eastAsia="Times New Roman" w:hAnsi="Times New Roman"/>
@@ -429,7 +429,7 @@
         </w:tabs>
         <w:spacing w:before="42" w:line="235" w:lineRule="exact"/>
       </w:pPr>
-      <w:hyperlink w:history="1" r:id="rIdz7l1il2sqbxtjzefnla9t">
+      <w:hyperlink w:history="1" r:id="rIdews8akq00fn14dwxzhi6b">
         <w:r>
           <w:rPr>
             <w:rFonts w:ascii="Times New Roman" w:cs="Times New Roman" w:eastAsia="Times New Roman" w:hAnsi="Times New Roman"/>
@@ -522,7 +522,7 @@
         </w:tabs>
         <w:spacing w:before="54" w:line="235" w:lineRule="exact"/>
       </w:pPr>
-      <w:hyperlink w:history="1" r:id="rIdrqlzw2w5ppo5dvbctjgqf">
+      <w:hyperlink w:history="1" r:id="rIdjoueruxhwzqc-f1bej1aw">
         <w:r>
           <w:rPr>
             <w:rFonts w:ascii="Times New Roman" w:cs="Times New Roman" w:eastAsia="Times New Roman" w:hAnsi="Times New Roman"/>
@@ -563,7 +563,7 @@
       <w:r>
         <w:tab/>
       </w:r>
-      <w:hyperlink w:history="1" r:id="rIdot2qgja0djfti3kyhr_ys">
+      <w:hyperlink w:history="1" r:id="rIdd-lo6fttqrzdmol5-lekh">
         <w:r>
           <w:rPr>
             <w:rFonts w:ascii="Times New Roman" w:cs="Times New Roman" w:eastAsia="Times New Roman" w:hAnsi="Times New Roman"/>
@@ -617,7 +617,7 @@
         </w:tabs>
         <w:spacing w:before="54" w:line="235" w:lineRule="exact"/>
       </w:pPr>
-      <w:hyperlink w:history="1" r:id="rIdkl3u2j7ukhavfbdlqctwc">
+      <w:hyperlink w:history="1" r:id="rIdzu324zdwugu3njjxxpedj">
         <w:r>
           <w:rPr>
             <w:rFonts w:ascii="Times New Roman" w:cs="Times New Roman" w:eastAsia="Times New Roman" w:hAnsi="Times New Roman"/>
@@ -640,7 +640,7 @@
       <w:r>
         <w:tab/>
       </w:r>
-      <w:hyperlink w:history="1" r:id="rId2a9sjqrdk2huiktvdic9z">
+      <w:hyperlink w:history="1" r:id="rIdkoylcdqkpf7zgzo6uvm03">
         <w:r>
           <w:rPr>
             <w:rFonts w:ascii="Times New Roman" w:cs="Times New Roman" w:eastAsia="Times New Roman" w:hAnsi="Times New Roman"/>
@@ -694,7 +694,7 @@
         </w:tabs>
         <w:spacing w:before="54" w:line="235" w:lineRule="exact"/>
       </w:pPr>
-      <w:hyperlink w:history="1" r:id="rIdo-tmoaxu03iducp-s_0f7">
+      <w:hyperlink w:history="1" r:id="rIdlv493rncres4t_1impx4e">
         <w:r>
           <w:rPr>
             <w:rFonts w:ascii="Times New Roman" w:cs="Times New Roman" w:eastAsia="Times New Roman" w:hAnsi="Times New Roman"/>
@@ -727,7 +727,7 @@
       <w:r>
         <w:tab/>
       </w:r>
-      <w:hyperlink w:history="1" r:id="rIdejpu1l-ndofpyl78nnbb9">
+      <w:hyperlink w:history="1" r:id="rIdutr8nfoulsf8p7s0djk4l">
         <w:r>
           <w:rPr>
             <w:rFonts w:ascii="Times New Roman" w:cs="Times New Roman" w:eastAsia="Times New Roman" w:hAnsi="Times New Roman"/>

--- a/resume/jaspersands_resume.docx
+++ b/resume/jaspersands_resume.docx
@@ -32,7 +32,7 @@
         </w:rPr>
         <w:t xml:space="preserve">Palo Alto, CA | +1 (650) 924-8429 | </w:t>
       </w:r>
-      <w:hyperlink w:history="1" r:id="rId6wg6s2jdyxhoekl10gjb-">
+      <w:hyperlink w:history="1" r:id="rIddpk3zskcez-piqdz1fign">
         <w:r>
           <w:rPr>
             <w:rFonts w:ascii="Times New Roman" w:cs="Times New Roman" w:eastAsia="Times New Roman" w:hAnsi="Times New Roman"/>
@@ -50,7 +50,7 @@
         </w:rPr>
         <w:t xml:space="preserve"> | </w:t>
       </w:r>
-      <w:hyperlink w:history="1" r:id="rIdnabadk-fhdy2_at1vh9ts">
+      <w:hyperlink w:history="1" r:id="rIdcupgqq9x-5oimdxxina6r">
         <w:r>
           <w:rPr>
             <w:rFonts w:ascii="Times New Roman" w:cs="Times New Roman" w:eastAsia="Times New Roman" w:hAnsi="Times New Roman"/>
@@ -68,7 +68,7 @@
         </w:rPr>
         <w:t xml:space="preserve"> | </w:t>
       </w:r>
-      <w:hyperlink w:history="1" r:id="rId5eq1rg5w_vbo6mza68vjl">
+      <w:hyperlink w:history="1" r:id="rIdgnfakvbv4xo520mfrh1mj">
         <w:r>
           <w:rPr>
             <w:rFonts w:ascii="Times New Roman" w:cs="Times New Roman" w:eastAsia="Times New Roman" w:hAnsi="Times New Roman"/>
@@ -86,7 +86,7 @@
         </w:rPr>
         <w:t xml:space="preserve"> | </w:t>
       </w:r>
-      <w:hyperlink w:history="1" r:id="rIdunemyim9qb_anx140umhi">
+      <w:hyperlink w:history="1" r:id="rIdr7qv0qy6g8tbybgdrv-ml">
         <w:r>
           <w:rPr>
             <w:rFonts w:ascii="Times New Roman" w:cs="Times New Roman" w:eastAsia="Times New Roman" w:hAnsi="Times New Roman"/>
@@ -108,7 +108,7 @@
           <w:sz w:val="20"/>
           <w:szCs w:val="20"/>
         </w:rPr>
-        <w:t xml:space="preserve">Quantum algorithms, error correction, and machine learning for qubit control. MS in Computer Science at Columbia. Thesis at Diraq and UNSW Sydney on automating silicon spin qubit measurement.</w:t>
+        <w:t xml:space="preserve">Quantum error correction, quantum algorithms, and machine learning for quantum-device characterization. MS in Computer Science at Columbia. Thesis at Diraq and UNSW Sydney on automating silicon spin qubit measurement.</w:t>
       </w:r>
     </w:p>
     <w:p>
@@ -427,9 +427,9 @@
         <w:tabs>
           <w:tab w:val="right" w:pos="10800"/>
         </w:tabs>
-        <w:spacing w:before="42" w:line="235" w:lineRule="exact"/>
-      </w:pPr>
-      <w:hyperlink w:history="1" r:id="rIdews8akq00fn14dwxzhi6b">
+        <w:spacing w:before="0" w:line="235" w:lineRule="exact"/>
+      </w:pPr>
+      <w:hyperlink w:history="1" r:id="rIdvvavryqfp3zfwbjnurpne">
         <w:r>
           <w:rPr>
             <w:rFonts w:ascii="Times New Roman" w:cs="Times New Roman" w:eastAsia="Times New Roman" w:hAnsi="Times New Roman"/>
@@ -476,7 +476,7 @@
           <w:sz w:val="20"/>
           <w:szCs w:val="20"/>
         </w:rPr>
-        <w:t xml:space="preserve">Overall Winner, MIT iQuHACK 2026</w:t>
+        <w:t xml:space="preserve"/>
       </w:r>
     </w:p>
     <w:p>
@@ -522,7 +522,7 @@
         </w:tabs>
         <w:spacing w:before="54" w:line="235" w:lineRule="exact"/>
       </w:pPr>
-      <w:hyperlink w:history="1" r:id="rIdjoueruxhwzqc-f1bej1aw">
+      <w:hyperlink w:history="1" r:id="rId8f1vxtu5vqjbcsifb64ax">
         <w:r>
           <w:rPr>
             <w:rFonts w:ascii="Times New Roman" w:cs="Times New Roman" w:eastAsia="Times New Roman" w:hAnsi="Times New Roman"/>
@@ -563,7 +563,7 @@
       <w:r>
         <w:tab/>
       </w:r>
-      <w:hyperlink w:history="1" r:id="rIdd-lo6fttqrzdmol5-lekh">
+      <w:hyperlink w:history="1" r:id="rIdokrjuwwkx2snhs_7xtndu">
         <w:r>
           <w:rPr>
             <w:rFonts w:ascii="Times New Roman" w:cs="Times New Roman" w:eastAsia="Times New Roman" w:hAnsi="Times New Roman"/>
@@ -617,7 +617,7 @@
         </w:tabs>
         <w:spacing w:before="54" w:line="235" w:lineRule="exact"/>
       </w:pPr>
-      <w:hyperlink w:history="1" r:id="rIdzu324zdwugu3njjxxpedj">
+      <w:hyperlink w:history="1" r:id="rIddrnrwxf9xycg5enkhnwab">
         <w:r>
           <w:rPr>
             <w:rFonts w:ascii="Times New Roman" w:cs="Times New Roman" w:eastAsia="Times New Roman" w:hAnsi="Times New Roman"/>
@@ -640,7 +640,7 @@
       <w:r>
         <w:tab/>
       </w:r>
-      <w:hyperlink w:history="1" r:id="rIdkoylcdqkpf7zgzo6uvm03">
+      <w:hyperlink w:history="1" r:id="rIdgtalfurlsurtdi7g2ko_-">
         <w:r>
           <w:rPr>
             <w:rFonts w:ascii="Times New Roman" w:cs="Times New Roman" w:eastAsia="Times New Roman" w:hAnsi="Times New Roman"/>
@@ -694,7 +694,7 @@
         </w:tabs>
         <w:spacing w:before="54" w:line="235" w:lineRule="exact"/>
       </w:pPr>
-      <w:hyperlink w:history="1" r:id="rIdlv493rncres4t_1impx4e">
+      <w:hyperlink w:history="1" r:id="rIdsrpecrulbrkkubbkmnakm">
         <w:r>
           <w:rPr>
             <w:rFonts w:ascii="Times New Roman" w:cs="Times New Roman" w:eastAsia="Times New Roman" w:hAnsi="Times New Roman"/>
@@ -727,7 +727,7 @@
       <w:r>
         <w:tab/>
       </w:r>
-      <w:hyperlink w:history="1" r:id="rIdutr8nfoulsf8p7s0djk4l">
+      <w:hyperlink w:history="1" r:id="rIdmyt5munolkl3qbiyhapzd">
         <w:r>
           <w:rPr>
             <w:rFonts w:ascii="Times New Roman" w:cs="Times New Roman" w:eastAsia="Times New Roman" w:hAnsi="Times New Roman"/>
@@ -1343,7 +1343,7 @@
           <w:sz w:val="21"/>
           <w:szCs w:val="21"/>
         </w:rPr>
-        <w:t xml:space="preserve">HONORS &amp; LEADERSHIP</w:t>
+        <w:t xml:space="preserve">COMPETITIONS &amp; LEADERSHIP</w:t>
       </w:r>
     </w:p>
     <w:p>
@@ -1389,7 +1389,7 @@
           <w:sz w:val="20"/>
           <w:szCs w:val="20"/>
         </w:rPr>
-        <w:t xml:space="preserve">, MIT iQuHACK 2026</w:t>
+        <w:t xml:space="preserve">, MIT iQuHACK 2026, qualifying for the NYU Abu Dhabi Quantum and AI Hackathon 2027</w:t>
       </w:r>
       <w:r>
         <w:rPr>
@@ -1441,33 +1441,7 @@
           <w:sz w:val="20"/>
           <w:szCs w:val="20"/>
         </w:rPr>
-        <w:t xml:space="preserve">, Qualcomm Snapdragon Multiverse 2026</w:t>
-      </w:r>
-      <w:r>
-        <w:rPr>
-          <w:rFonts w:ascii="Times New Roman" w:cs="Times New Roman" w:eastAsia="Times New Roman" w:hAnsi="Times New Roman"/>
-          <w:sz w:val="20"/>
-          <w:szCs w:val="20"/>
-        </w:rPr>
-        <w:t xml:space="preserve"> · </w:t>
-      </w:r>
-      <w:r>
-        <w:rPr>
-          <w:rFonts w:ascii="Times New Roman" w:cs="Times New Roman" w:eastAsia="Times New Roman" w:hAnsi="Times New Roman"/>
-          <w:b/>
-          <w:bCs/>
-          <w:sz w:val="20"/>
-          <w:szCs w:val="20"/>
-        </w:rPr>
-        <w:t xml:space="preserve">Qualified</w:t>
-      </w:r>
-      <w:r>
-        <w:rPr>
-          <w:rFonts w:ascii="Times New Roman" w:cs="Times New Roman" w:eastAsia="Times New Roman" w:hAnsi="Times New Roman"/>
-          <w:sz w:val="20"/>
-          <w:szCs w:val="20"/>
-        </w:rPr>
-        <w:t xml:space="preserve">, NYU Abu Dhabi Quantum and AI Hackathon 2027</w:t>
+        <w:t xml:space="preserve">, Qualcomm Snapdragon Hackathon 2026</w:t>
       </w:r>
     </w:p>
     <w:p>
@@ -1562,7 +1536,7 @@
           <w:sz w:val="20"/>
           <w:szCs w:val="20"/>
         </w:rPr>
-        <w:t xml:space="preserve">Hamiltonian simulation, phase and amplitude estimation, QSVT and block encoding, LCU, VQE, QAOA · randomized benchmarking, tomography, noise modeling · quantum complexity (BQP, QMA), query complexity</w:t>
+        <w:t xml:space="preserve">Hamiltonian simulation, phase and amplitude estimation, QSVT and block encoding, VQE, QAOA · surface codes, stabilizer formalism, MWPM and Union-Find decoding, threshold estimation, noise modeling</w:t>
       </w:r>
     </w:p>
     <w:p>

--- a/resume/jaspersands_resume.docx
+++ b/resume/jaspersands_resume.docx
@@ -32,7 +32,7 @@
         </w:rPr>
         <w:t xml:space="preserve">Palo Alto, CA | +1 (650) 924-8429 | </w:t>
       </w:r>
-      <w:hyperlink w:history="1" r:id="rIddpk3zskcez-piqdz1fign">
+      <w:hyperlink w:history="1" r:id="rId8kfqdfkihm7hzvktrrxkz">
         <w:r>
           <w:rPr>
             <w:rFonts w:ascii="Times New Roman" w:cs="Times New Roman" w:eastAsia="Times New Roman" w:hAnsi="Times New Roman"/>
@@ -50,7 +50,7 @@
         </w:rPr>
         <w:t xml:space="preserve"> | </w:t>
       </w:r>
-      <w:hyperlink w:history="1" r:id="rIdcupgqq9x-5oimdxxina6r">
+      <w:hyperlink w:history="1" r:id="rIdt7yi574fibkcq76yp_1tc">
         <w:r>
           <w:rPr>
             <w:rFonts w:ascii="Times New Roman" w:cs="Times New Roman" w:eastAsia="Times New Roman" w:hAnsi="Times New Roman"/>
@@ -68,7 +68,7 @@
         </w:rPr>
         <w:t xml:space="preserve"> | </w:t>
       </w:r>
-      <w:hyperlink w:history="1" r:id="rIdgnfakvbv4xo520mfrh1mj">
+      <w:hyperlink w:history="1" r:id="rIdmrikvluli2dfljv8eie9j">
         <w:r>
           <w:rPr>
             <w:rFonts w:ascii="Times New Roman" w:cs="Times New Roman" w:eastAsia="Times New Roman" w:hAnsi="Times New Roman"/>
@@ -86,7 +86,7 @@
         </w:rPr>
         <w:t xml:space="preserve"> | </w:t>
       </w:r>
-      <w:hyperlink w:history="1" r:id="rIdr7qv0qy6g8tbybgdrv-ml">
+      <w:hyperlink w:history="1" r:id="rIdid9d4bs3bh4cnyyxssoam">
         <w:r>
           <w:rPr>
             <w:rFonts w:ascii="Times New Roman" w:cs="Times New Roman" w:eastAsia="Times New Roman" w:hAnsi="Times New Roman"/>
@@ -429,7 +429,7 @@
         </w:tabs>
         <w:spacing w:before="0" w:line="235" w:lineRule="exact"/>
       </w:pPr>
-      <w:hyperlink w:history="1" r:id="rIdvvavryqfp3zfwbjnurpne">
+      <w:hyperlink w:history="1" r:id="rIdhn8iirgzmeobgytuxp2e3">
         <w:r>
           <w:rPr>
             <w:rFonts w:ascii="Times New Roman" w:cs="Times New Roman" w:eastAsia="Times New Roman" w:hAnsi="Times New Roman"/>
@@ -522,7 +522,7 @@
         </w:tabs>
         <w:spacing w:before="54" w:line="235" w:lineRule="exact"/>
       </w:pPr>
-      <w:hyperlink w:history="1" r:id="rId8f1vxtu5vqjbcsifb64ax">
+      <w:hyperlink w:history="1" r:id="rId4xanjkgwsatwpuz-0jetk">
         <w:r>
           <w:rPr>
             <w:rFonts w:ascii="Times New Roman" w:cs="Times New Roman" w:eastAsia="Times New Roman" w:hAnsi="Times New Roman"/>
@@ -563,7 +563,7 @@
       <w:r>
         <w:tab/>
       </w:r>
-      <w:hyperlink w:history="1" r:id="rIdokrjuwwkx2snhs_7xtndu">
+      <w:hyperlink w:history="1" r:id="rIdoi-lx37je-jh1bxvasocg">
         <w:r>
           <w:rPr>
             <w:rFonts w:ascii="Times New Roman" w:cs="Times New Roman" w:eastAsia="Times New Roman" w:hAnsi="Times New Roman"/>
@@ -617,7 +617,7 @@
         </w:tabs>
         <w:spacing w:before="54" w:line="235" w:lineRule="exact"/>
       </w:pPr>
-      <w:hyperlink w:history="1" r:id="rIddrnrwxf9xycg5enkhnwab">
+      <w:hyperlink w:history="1" r:id="rIdz3zu4v0dmlzt-b6h2qwax">
         <w:r>
           <w:rPr>
             <w:rFonts w:ascii="Times New Roman" w:cs="Times New Roman" w:eastAsia="Times New Roman" w:hAnsi="Times New Roman"/>
@@ -640,7 +640,7 @@
       <w:r>
         <w:tab/>
       </w:r>
-      <w:hyperlink w:history="1" r:id="rIdgtalfurlsurtdi7g2ko_-">
+      <w:hyperlink w:history="1" r:id="rIdvj_ttfnvja-lbpdonmaak">
         <w:r>
           <w:rPr>
             <w:rFonts w:ascii="Times New Roman" w:cs="Times New Roman" w:eastAsia="Times New Roman" w:hAnsi="Times New Roman"/>
@@ -694,7 +694,7 @@
         </w:tabs>
         <w:spacing w:before="54" w:line="235" w:lineRule="exact"/>
       </w:pPr>
-      <w:hyperlink w:history="1" r:id="rIdsrpecrulbrkkubbkmnakm">
+      <w:hyperlink w:history="1" r:id="rIda9tybzy1fohoucqbcbznh">
         <w:r>
           <w:rPr>
             <w:rFonts w:ascii="Times New Roman" w:cs="Times New Roman" w:eastAsia="Times New Roman" w:hAnsi="Times New Roman"/>
@@ -727,7 +727,7 @@
       <w:r>
         <w:tab/>
       </w:r>
-      <w:hyperlink w:history="1" r:id="rIdmyt5munolkl3qbiyhapzd">
+      <w:hyperlink w:history="1" r:id="rIdppfqv0nl5ag31x3qvmuex">
         <w:r>
           <w:rPr>
             <w:rFonts w:ascii="Times New Roman" w:cs="Times New Roman" w:eastAsia="Times New Roman" w:hAnsi="Times New Roman"/>

--- a/resume/jaspersands_resume.docx
+++ b/resume/jaspersands_resume.docx
@@ -32,7 +32,7 @@
         </w:rPr>
         <w:t xml:space="preserve">Palo Alto, CA | +1 (650) 924-8429 | </w:t>
       </w:r>
-      <w:hyperlink w:history="1" r:id="rId8kfqdfkihm7hzvktrrxkz">
+      <w:hyperlink w:history="1" r:id="rIdidgghvlsqlzl3vulwnf8n">
         <w:r>
           <w:rPr>
             <w:rFonts w:ascii="Times New Roman" w:cs="Times New Roman" w:eastAsia="Times New Roman" w:hAnsi="Times New Roman"/>
@@ -50,7 +50,7 @@
         </w:rPr>
         <w:t xml:space="preserve"> | </w:t>
       </w:r>
-      <w:hyperlink w:history="1" r:id="rIdt7yi574fibkcq76yp_1tc">
+      <w:hyperlink w:history="1" r:id="rIdkmw_ncbanzi9ryvvyse9a">
         <w:r>
           <w:rPr>
             <w:rFonts w:ascii="Times New Roman" w:cs="Times New Roman" w:eastAsia="Times New Roman" w:hAnsi="Times New Roman"/>
@@ -68,7 +68,7 @@
         </w:rPr>
         <w:t xml:space="preserve"> | </w:t>
       </w:r>
-      <w:hyperlink w:history="1" r:id="rIdmrikvluli2dfljv8eie9j">
+      <w:hyperlink w:history="1" r:id="rId_tin4hxamhgeqcio5v_wx">
         <w:r>
           <w:rPr>
             <w:rFonts w:ascii="Times New Roman" w:cs="Times New Roman" w:eastAsia="Times New Roman" w:hAnsi="Times New Roman"/>
@@ -86,7 +86,7 @@
         </w:rPr>
         <w:t xml:space="preserve"> | </w:t>
       </w:r>
-      <w:hyperlink w:history="1" r:id="rIdid9d4bs3bh4cnyyxssoam">
+      <w:hyperlink w:history="1" r:id="rId18ucnucguozcvn7shc5gi">
         <w:r>
           <w:rPr>
             <w:rFonts w:ascii="Times New Roman" w:cs="Times New Roman" w:eastAsia="Times New Roman" w:hAnsi="Times New Roman"/>
@@ -429,7 +429,7 @@
         </w:tabs>
         <w:spacing w:before="0" w:line="235" w:lineRule="exact"/>
       </w:pPr>
-      <w:hyperlink w:history="1" r:id="rIdhn8iirgzmeobgytuxp2e3">
+      <w:hyperlink w:history="1" r:id="rIdkrxj40tja8n4z3byrkxqc">
         <w:r>
           <w:rPr>
             <w:rFonts w:ascii="Times New Roman" w:cs="Times New Roman" w:eastAsia="Times New Roman" w:hAnsi="Times New Roman"/>
@@ -522,7 +522,7 @@
         </w:tabs>
         <w:spacing w:before="54" w:line="235" w:lineRule="exact"/>
       </w:pPr>
-      <w:hyperlink w:history="1" r:id="rId4xanjkgwsatwpuz-0jetk">
+      <w:hyperlink w:history="1" r:id="rIdqcc6zugkipr4ajqgoo3u9">
         <w:r>
           <w:rPr>
             <w:rFonts w:ascii="Times New Roman" w:cs="Times New Roman" w:eastAsia="Times New Roman" w:hAnsi="Times New Roman"/>
@@ -563,7 +563,7 @@
       <w:r>
         <w:tab/>
       </w:r>
-      <w:hyperlink w:history="1" r:id="rIdoi-lx37je-jh1bxvasocg">
+      <w:hyperlink w:history="1" r:id="rIdfpnjeqfsqi_uvaay2pacs">
         <w:r>
           <w:rPr>
             <w:rFonts w:ascii="Times New Roman" w:cs="Times New Roman" w:eastAsia="Times New Roman" w:hAnsi="Times New Roman"/>
@@ -617,7 +617,7 @@
         </w:tabs>
         <w:spacing w:before="54" w:line="235" w:lineRule="exact"/>
       </w:pPr>
-      <w:hyperlink w:history="1" r:id="rIdz3zu4v0dmlzt-b6h2qwax">
+      <w:hyperlink w:history="1" r:id="rIdis3pynkp9hnn9qkpc_v7x">
         <w:r>
           <w:rPr>
             <w:rFonts w:ascii="Times New Roman" w:cs="Times New Roman" w:eastAsia="Times New Roman" w:hAnsi="Times New Roman"/>
@@ -640,7 +640,7 @@
       <w:r>
         <w:tab/>
       </w:r>
-      <w:hyperlink w:history="1" r:id="rIdvj_ttfnvja-lbpdonmaak">
+      <w:hyperlink w:history="1" r:id="rId8xxvsbqsmdygebtl0evs3">
         <w:r>
           <w:rPr>
             <w:rFonts w:ascii="Times New Roman" w:cs="Times New Roman" w:eastAsia="Times New Roman" w:hAnsi="Times New Roman"/>
@@ -694,7 +694,7 @@
         </w:tabs>
         <w:spacing w:before="54" w:line="235" w:lineRule="exact"/>
       </w:pPr>
-      <w:hyperlink w:history="1" r:id="rIda9tybzy1fohoucqbcbznh">
+      <w:hyperlink w:history="1" r:id="rIdjhsc93ujxysyloa1yi3nk">
         <w:r>
           <w:rPr>
             <w:rFonts w:ascii="Times New Roman" w:cs="Times New Roman" w:eastAsia="Times New Roman" w:hAnsi="Times New Roman"/>
@@ -727,7 +727,7 @@
       <w:r>
         <w:tab/>
       </w:r>
-      <w:hyperlink w:history="1" r:id="rIdppfqv0nl5ag31x3qvmuex">
+      <w:hyperlink w:history="1" r:id="rIdd6m0k-lma_fmtwxdwaenm">
         <w:r>
           <w:rPr>
             <w:rFonts w:ascii="Times New Roman" w:cs="Times New Roman" w:eastAsia="Times New Roman" w:hAnsi="Times New Roman"/>
@@ -1389,7 +1389,7 @@
           <w:sz w:val="20"/>
           <w:szCs w:val="20"/>
         </w:rPr>
-        <w:t xml:space="preserve">, MIT iQuHACK 2026, qualifying for the NYU Abu Dhabi Quantum and AI Hackathon 2027</w:t>
+        <w:t xml:space="preserve">, MIT iQuHACK 2026, qualified for the NYU Abu Dhabi Quantum and AI Hackathon 2027</w:t>
       </w:r>
       <w:r>
         <w:rPr>

--- a/resume/jaspersands_resume.docx
+++ b/resume/jaspersands_resume.docx
@@ -30,9 +30,9 @@
           <w:sz w:val="19"/>
           <w:szCs w:val="19"/>
         </w:rPr>
-        <w:t xml:space="preserve">Palo Alto, CA | (650) 924-8429 | </w:t>
-      </w:r>
-      <w:hyperlink w:history="1" r:id="rId0ihyolwh3mogjirl1baz7">
+        <w:t xml:space="preserve">Palo Alto, CA | +1 (650) 924-8429 | </w:t>
+      </w:r>
+      <w:hyperlink w:history="1" r:id="rIdidgghvlsqlzl3vulwnf8n">
         <w:r>
           <w:rPr>
             <w:rFonts w:ascii="Times New Roman" w:cs="Times New Roman" w:eastAsia="Times New Roman" w:hAnsi="Times New Roman"/>
@@ -50,7 +50,7 @@
         </w:rPr>
         <w:t xml:space="preserve"> | </w:t>
       </w:r>
-      <w:hyperlink w:history="1" r:id="rIdhjgjkrvsammewnx82pvun">
+      <w:hyperlink w:history="1" r:id="rIdkmw_ncbanzi9ryvvyse9a">
         <w:r>
           <w:rPr>
             <w:rFonts w:ascii="Times New Roman" w:cs="Times New Roman" w:eastAsia="Times New Roman" w:hAnsi="Times New Roman"/>
@@ -68,7 +68,7 @@
         </w:rPr>
         <w:t xml:space="preserve"> | </w:t>
       </w:r>
-      <w:hyperlink w:history="1" r:id="rIdly715ptrekfdu0oanclxo">
+      <w:hyperlink w:history="1" r:id="rId_tin4hxamhgeqcio5v_wx">
         <w:r>
           <w:rPr>
             <w:rFonts w:ascii="Times New Roman" w:cs="Times New Roman" w:eastAsia="Times New Roman" w:hAnsi="Times New Roman"/>
@@ -86,7 +86,7 @@
         </w:rPr>
         <w:t xml:space="preserve"> | </w:t>
       </w:r>
-      <w:hyperlink w:history="1" r:id="rIdlfbbtkfou1omj7ontbwp4">
+      <w:hyperlink w:history="1" r:id="rId18ucnucguozcvn7shc5gi">
         <w:r>
           <w:rPr>
             <w:rFonts w:ascii="Times New Roman" w:cs="Times New Roman" w:eastAsia="Times New Roman" w:hAnsi="Times New Roman"/>
@@ -108,7 +108,7 @@
           <w:sz w:val="20"/>
           <w:szCs w:val="20"/>
         </w:rPr>
-        <w:t xml:space="preserve">Quantum algorithms, error correction, and machine learning for qubit control. MS in Computer Science at Columbia. Thesis at Diraq and UNSW Sydney on automating silicon spin qubit measurement.</w:t>
+        <w:t xml:space="preserve">Quantum error correction, quantum algorithms, and machine learning for quantum-device characterization. MS in Computer Science at Columbia. Thesis at Diraq and UNSW Sydney on automating silicon spin qubit measurement.</w:t>
       </w:r>
     </w:p>
     <w:p>
@@ -427,9 +427,9 @@
         <w:tabs>
           <w:tab w:val="right" w:pos="10800"/>
         </w:tabs>
-        <w:spacing w:before="42" w:line="235" w:lineRule="exact"/>
-      </w:pPr>
-      <w:hyperlink w:history="1" r:id="rIdltanuf_lleogybdpnf6pe">
+        <w:spacing w:before="0" w:line="235" w:lineRule="exact"/>
+      </w:pPr>
+      <w:hyperlink w:history="1" r:id="rIdkrxj40tja8n4z3byrkxqc">
         <w:r>
           <w:rPr>
             <w:rFonts w:ascii="Times New Roman" w:cs="Times New Roman" w:eastAsia="Times New Roman" w:hAnsi="Times New Roman"/>
@@ -476,7 +476,7 @@
           <w:sz w:val="20"/>
           <w:szCs w:val="20"/>
         </w:rPr>
-        <w:t xml:space="preserve">Overall Winner, MIT iQuHACK 2026</w:t>
+        <w:t xml:space="preserve"/>
       </w:r>
     </w:p>
     <w:p>
@@ -522,7 +522,7 @@
         </w:tabs>
         <w:spacing w:before="54" w:line="235" w:lineRule="exact"/>
       </w:pPr>
-      <w:hyperlink w:history="1" r:id="rId_g8juavm5r6cigy3vbbwy">
+      <w:hyperlink w:history="1" r:id="rIdqcc6zugkipr4ajqgoo3u9">
         <w:r>
           <w:rPr>
             <w:rFonts w:ascii="Times New Roman" w:cs="Times New Roman" w:eastAsia="Times New Roman" w:hAnsi="Times New Roman"/>
@@ -563,7 +563,7 @@
       <w:r>
         <w:tab/>
       </w:r>
-      <w:hyperlink w:history="1" r:id="rIdojiclvortx_o9qqmbninz">
+      <w:hyperlink w:history="1" r:id="rIdfpnjeqfsqi_uvaay2pacs">
         <w:r>
           <w:rPr>
             <w:rFonts w:ascii="Times New Roman" w:cs="Times New Roman" w:eastAsia="Times New Roman" w:hAnsi="Times New Roman"/>
@@ -617,7 +617,7 @@
         </w:tabs>
         <w:spacing w:before="54" w:line="235" w:lineRule="exact"/>
       </w:pPr>
-      <w:hyperlink w:history="1" r:id="rIdbxkxyua0xupjehadfr3sv">
+      <w:hyperlink w:history="1" r:id="rIdis3pynkp9hnn9qkpc_v7x">
         <w:r>
           <w:rPr>
             <w:rFonts w:ascii="Times New Roman" w:cs="Times New Roman" w:eastAsia="Times New Roman" w:hAnsi="Times New Roman"/>
@@ -640,7 +640,7 @@
       <w:r>
         <w:tab/>
       </w:r>
-      <w:hyperlink w:history="1" r:id="rIdsuijvdzpzbvjvi3nk5pom">
+      <w:hyperlink w:history="1" r:id="rId8xxvsbqsmdygebtl0evs3">
         <w:r>
           <w:rPr>
             <w:rFonts w:ascii="Times New Roman" w:cs="Times New Roman" w:eastAsia="Times New Roman" w:hAnsi="Times New Roman"/>
@@ -694,7 +694,7 @@
         </w:tabs>
         <w:spacing w:before="54" w:line="235" w:lineRule="exact"/>
       </w:pPr>
-      <w:hyperlink w:history="1" r:id="rIdn52utswdpqmlr_-1c_fxs">
+      <w:hyperlink w:history="1" r:id="rIdjhsc93ujxysyloa1yi3nk">
         <w:r>
           <w:rPr>
             <w:rFonts w:ascii="Times New Roman" w:cs="Times New Roman" w:eastAsia="Times New Roman" w:hAnsi="Times New Roman"/>
@@ -727,7 +727,7 @@
       <w:r>
         <w:tab/>
       </w:r>
-      <w:hyperlink w:history="1" r:id="rId1zjquu2q3dgsmdqutbf8t">
+      <w:hyperlink w:history="1" r:id="rIdd6m0k-lma_fmtwxdwaenm">
         <w:r>
           <w:rPr>
             <w:rFonts w:ascii="Times New Roman" w:cs="Times New Roman" w:eastAsia="Times New Roman" w:hAnsi="Times New Roman"/>
@@ -1343,7 +1343,7 @@
           <w:sz w:val="21"/>
           <w:szCs w:val="21"/>
         </w:rPr>
-        <w:t xml:space="preserve">HONORS &amp; LEADERSHIP</w:t>
+        <w:t xml:space="preserve">COMPETITIONS &amp; LEADERSHIP</w:t>
       </w:r>
     </w:p>
     <w:p>
@@ -1371,7 +1371,7 @@
           <w:sz w:val="20"/>
           <w:szCs w:val="20"/>
         </w:rPr>
-        <w:t xml:space="preserve"> and </w:t>
+        <w:t xml:space="preserve"> &amp; </w:t>
       </w:r>
       <w:r>
         <w:rPr>
@@ -1389,7 +1389,7 @@
           <w:sz w:val="20"/>
           <w:szCs w:val="20"/>
         </w:rPr>
-        <w:t xml:space="preserve">, MIT iQuHACK 2026</w:t>
+        <w:t xml:space="preserve">, MIT iQuHACK 2026, qualified for the NYU Abu Dhabi Quantum and AI Hackathon 2027</w:t>
       </w:r>
       <w:r>
         <w:rPr>
@@ -1441,33 +1441,7 @@
           <w:sz w:val="20"/>
           <w:szCs w:val="20"/>
         </w:rPr>
-        <w:t xml:space="preserve">, Qualcomm Snapdragon Multiverse 2026</w:t>
-      </w:r>
-      <w:r>
-        <w:rPr>
-          <w:rFonts w:ascii="Times New Roman" w:cs="Times New Roman" w:eastAsia="Times New Roman" w:hAnsi="Times New Roman"/>
-          <w:sz w:val="20"/>
-          <w:szCs w:val="20"/>
-        </w:rPr>
-        <w:t xml:space="preserve"> · </w:t>
-      </w:r>
-      <w:r>
-        <w:rPr>
-          <w:rFonts w:ascii="Times New Roman" w:cs="Times New Roman" w:eastAsia="Times New Roman" w:hAnsi="Times New Roman"/>
-          <w:b/>
-          <w:bCs/>
-          <w:sz w:val="20"/>
-          <w:szCs w:val="20"/>
-        </w:rPr>
-        <w:t xml:space="preserve">Qualified</w:t>
-      </w:r>
-      <w:r>
-        <w:rPr>
-          <w:rFonts w:ascii="Times New Roman" w:cs="Times New Roman" w:eastAsia="Times New Roman" w:hAnsi="Times New Roman"/>
-          <w:sz w:val="20"/>
-          <w:szCs w:val="20"/>
-        </w:rPr>
-        <w:t xml:space="preserve">, NYU Abu Dhabi Hackathon for Social Good 2027</w:t>
+        <w:t xml:space="preserve">, Qualcomm Snapdragon Hackathon 2026</w:t>
       </w:r>
     </w:p>
     <w:p>
@@ -1562,7 +1536,7 @@
           <w:sz w:val="20"/>
           <w:szCs w:val="20"/>
         </w:rPr>
-        <w:t xml:space="preserve">Hamiltonian simulation, phase and amplitude estimation, QSVT and block encoding, LCU, VQE, QAOA · randomized benchmarking, tomography, noise modeling · quantum complexity (BQP, QMA), query complexity</w:t>
+        <w:t xml:space="preserve">Hamiltonian simulation, phase and amplitude estimation, QSVT and block encoding, VQE, QAOA · surface codes, stabilizer formalism, MWPM and Union-Find decoding, threshold estimation, noise modeling</w:t>
       </w:r>
     </w:p>
     <w:p>

--- a/resume/jaspersands_resume.docx
+++ b/resume/jaspersands_resume.docx
@@ -32,7 +32,7 @@
         </w:rPr>
         <w:t xml:space="preserve">Palo Alto, CA | +1 (650) 924-8429 | </w:t>
       </w:r>
-      <w:hyperlink w:history="1" r:id="rIdidgghvlsqlzl3vulwnf8n">
+      <w:hyperlink w:history="1" r:id="rIdbubdgga_a53gtamh8c5u_">
         <w:r>
           <w:rPr>
             <w:rFonts w:ascii="Times New Roman" w:cs="Times New Roman" w:eastAsia="Times New Roman" w:hAnsi="Times New Roman"/>
@@ -50,7 +50,7 @@
         </w:rPr>
         <w:t xml:space="preserve"> | </w:t>
       </w:r>
-      <w:hyperlink w:history="1" r:id="rIdkmw_ncbanzi9ryvvyse9a">
+      <w:hyperlink w:history="1" r:id="rIdgo3lhjolegemuhok6qucf">
         <w:r>
           <w:rPr>
             <w:rFonts w:ascii="Times New Roman" w:cs="Times New Roman" w:eastAsia="Times New Roman" w:hAnsi="Times New Roman"/>
@@ -68,7 +68,7 @@
         </w:rPr>
         <w:t xml:space="preserve"> | </w:t>
       </w:r>
-      <w:hyperlink w:history="1" r:id="rId_tin4hxamhgeqcio5v_wx">
+      <w:hyperlink w:history="1" r:id="rIdqoqufoqeaqt9r3bfdqvge">
         <w:r>
           <w:rPr>
             <w:rFonts w:ascii="Times New Roman" w:cs="Times New Roman" w:eastAsia="Times New Roman" w:hAnsi="Times New Roman"/>
@@ -86,7 +86,7 @@
         </w:rPr>
         <w:t xml:space="preserve"> | </w:t>
       </w:r>
-      <w:hyperlink w:history="1" r:id="rId18ucnucguozcvn7shc5gi">
+      <w:hyperlink w:history="1" r:id="rIdb8zhyvp038ls8tyz2vhaf">
         <w:r>
           <w:rPr>
             <w:rFonts w:ascii="Times New Roman" w:cs="Times New Roman" w:eastAsia="Times New Roman" w:hAnsi="Times New Roman"/>
@@ -429,7 +429,7 @@
         </w:tabs>
         <w:spacing w:before="0" w:line="235" w:lineRule="exact"/>
       </w:pPr>
-      <w:hyperlink w:history="1" r:id="rIdkrxj40tja8n4z3byrkxqc">
+      <w:hyperlink w:history="1" r:id="rIdtqa8twhkmib-0rqngdegi">
         <w:r>
           <w:rPr>
             <w:rFonts w:ascii="Times New Roman" w:cs="Times New Roman" w:eastAsia="Times New Roman" w:hAnsi="Times New Roman"/>
@@ -522,7 +522,7 @@
         </w:tabs>
         <w:spacing w:before="54" w:line="235" w:lineRule="exact"/>
       </w:pPr>
-      <w:hyperlink w:history="1" r:id="rIdqcc6zugkipr4ajqgoo3u9">
+      <w:hyperlink w:history="1" r:id="rIdi3-ypillxwxmflwlx8zji">
         <w:r>
           <w:rPr>
             <w:rFonts w:ascii="Times New Roman" w:cs="Times New Roman" w:eastAsia="Times New Roman" w:hAnsi="Times New Roman"/>
@@ -563,7 +563,7 @@
       <w:r>
         <w:tab/>
       </w:r>
-      <w:hyperlink w:history="1" r:id="rIdfpnjeqfsqi_uvaay2pacs">
+      <w:hyperlink w:history="1" r:id="rIdyspnq7oaznxxexk8fkxu-">
         <w:r>
           <w:rPr>
             <w:rFonts w:ascii="Times New Roman" w:cs="Times New Roman" w:eastAsia="Times New Roman" w:hAnsi="Times New Roman"/>
@@ -617,7 +617,7 @@
         </w:tabs>
         <w:spacing w:before="54" w:line="235" w:lineRule="exact"/>
       </w:pPr>
-      <w:hyperlink w:history="1" r:id="rIdis3pynkp9hnn9qkpc_v7x">
+      <w:hyperlink w:history="1" r:id="rIdcfrigocshxsd5kohaalet">
         <w:r>
           <w:rPr>
             <w:rFonts w:ascii="Times New Roman" w:cs="Times New Roman" w:eastAsia="Times New Roman" w:hAnsi="Times New Roman"/>
@@ -640,7 +640,7 @@
       <w:r>
         <w:tab/>
       </w:r>
-      <w:hyperlink w:history="1" r:id="rId8xxvsbqsmdygebtl0evs3">
+      <w:hyperlink w:history="1" r:id="rId0vq5mjfmzg78ivgxmugpt">
         <w:r>
           <w:rPr>
             <w:rFonts w:ascii="Times New Roman" w:cs="Times New Roman" w:eastAsia="Times New Roman" w:hAnsi="Times New Roman"/>
@@ -694,7 +694,7 @@
         </w:tabs>
         <w:spacing w:before="54" w:line="235" w:lineRule="exact"/>
       </w:pPr>
-      <w:hyperlink w:history="1" r:id="rIdjhsc93ujxysyloa1yi3nk">
+      <w:hyperlink w:history="1" r:id="rIdd71-jrdhikmc6t-2h3ppz">
         <w:r>
           <w:rPr>
             <w:rFonts w:ascii="Times New Roman" w:cs="Times New Roman" w:eastAsia="Times New Roman" w:hAnsi="Times New Roman"/>
@@ -727,7 +727,7 @@
       <w:r>
         <w:tab/>
       </w:r>
-      <w:hyperlink w:history="1" r:id="rIdd6m0k-lma_fmtwxdwaenm">
+      <w:hyperlink w:history="1" r:id="rIdy2uglgkskag35jw8_qipq">
         <w:r>
           <w:rPr>
             <w:rFonts w:ascii="Times New Roman" w:cs="Times New Roman" w:eastAsia="Times New Roman" w:hAnsi="Times New Roman"/>
@@ -1158,7 +1158,7 @@
           <w:sz w:val="20"/>
           <w:szCs w:val="20"/>
         </w:rPr>
-        <w:t xml:space="preserve">Built physics and sensor simulation, integrating the knowledge graph to expand corpus generation.</w:t>
+        <w:t xml:space="preserve">Built and expanded physics and sensor simulation, integrating the knowledge graph to widen corpus generation.</w:t>
       </w:r>
     </w:p>
     <w:p>

--- a/resume/jaspersands_resume.docx
+++ b/resume/jaspersands_resume.docx
@@ -32,7 +32,7 @@
         </w:rPr>
         <w:t xml:space="preserve">Palo Alto, CA | +1 (650) 924-8429 | </w:t>
       </w:r>
-      <w:hyperlink w:history="1" r:id="rIdidgghvlsqlzl3vulwnf8n">
+      <w:hyperlink w:history="1" r:id="rIdldwvqwpzrf0uixmu95unn">
         <w:r>
           <w:rPr>
             <w:rFonts w:ascii="Times New Roman" w:cs="Times New Roman" w:eastAsia="Times New Roman" w:hAnsi="Times New Roman"/>
@@ -50,7 +50,7 @@
         </w:rPr>
         <w:t xml:space="preserve"> | </w:t>
       </w:r>
-      <w:hyperlink w:history="1" r:id="rIdkmw_ncbanzi9ryvvyse9a">
+      <w:hyperlink w:history="1" r:id="rIdomacj1sevq4f14pfs8sfp">
         <w:r>
           <w:rPr>
             <w:rFonts w:ascii="Times New Roman" w:cs="Times New Roman" w:eastAsia="Times New Roman" w:hAnsi="Times New Roman"/>
@@ -68,7 +68,7 @@
         </w:rPr>
         <w:t xml:space="preserve"> | </w:t>
       </w:r>
-      <w:hyperlink w:history="1" r:id="rId_tin4hxamhgeqcio5v_wx">
+      <w:hyperlink w:history="1" r:id="rIdzzcr3sfaepo4pxn7f9hs_">
         <w:r>
           <w:rPr>
             <w:rFonts w:ascii="Times New Roman" w:cs="Times New Roman" w:eastAsia="Times New Roman" w:hAnsi="Times New Roman"/>
@@ -86,7 +86,7 @@
         </w:rPr>
         <w:t xml:space="preserve"> | </w:t>
       </w:r>
-      <w:hyperlink w:history="1" r:id="rId18ucnucguozcvn7shc5gi">
+      <w:hyperlink w:history="1" r:id="rIdzvo13vp0xseoryigeo9kb">
         <w:r>
           <w:rPr>
             <w:rFonts w:ascii="Times New Roman" w:cs="Times New Roman" w:eastAsia="Times New Roman" w:hAnsi="Times New Roman"/>
@@ -429,7 +429,7 @@
         </w:tabs>
         <w:spacing w:before="0" w:line="235" w:lineRule="exact"/>
       </w:pPr>
-      <w:hyperlink w:history="1" r:id="rIdkrxj40tja8n4z3byrkxqc">
+      <w:hyperlink w:history="1" r:id="rIdtvo2pry_lvy7tmbmqngoa">
         <w:r>
           <w:rPr>
             <w:rFonts w:ascii="Times New Roman" w:cs="Times New Roman" w:eastAsia="Times New Roman" w:hAnsi="Times New Roman"/>
@@ -522,7 +522,7 @@
         </w:tabs>
         <w:spacing w:before="54" w:line="235" w:lineRule="exact"/>
       </w:pPr>
-      <w:hyperlink w:history="1" r:id="rIdqcc6zugkipr4ajqgoo3u9">
+      <w:hyperlink w:history="1" r:id="rIdmdhvsvfyeqlu41pl_l9vx">
         <w:r>
           <w:rPr>
             <w:rFonts w:ascii="Times New Roman" w:cs="Times New Roman" w:eastAsia="Times New Roman" w:hAnsi="Times New Roman"/>
@@ -563,7 +563,7 @@
       <w:r>
         <w:tab/>
       </w:r>
-      <w:hyperlink w:history="1" r:id="rIdfpnjeqfsqi_uvaay2pacs">
+      <w:hyperlink w:history="1" r:id="rIdlv8o7ntui0fphet5le7hg">
         <w:r>
           <w:rPr>
             <w:rFonts w:ascii="Times New Roman" w:cs="Times New Roman" w:eastAsia="Times New Roman" w:hAnsi="Times New Roman"/>
@@ -617,7 +617,7 @@
         </w:tabs>
         <w:spacing w:before="54" w:line="235" w:lineRule="exact"/>
       </w:pPr>
-      <w:hyperlink w:history="1" r:id="rIdis3pynkp9hnn9qkpc_v7x">
+      <w:hyperlink w:history="1" r:id="rIdq0a3zcf57vdblucjib3vi">
         <w:r>
           <w:rPr>
             <w:rFonts w:ascii="Times New Roman" w:cs="Times New Roman" w:eastAsia="Times New Roman" w:hAnsi="Times New Roman"/>
@@ -640,7 +640,7 @@
       <w:r>
         <w:tab/>
       </w:r>
-      <w:hyperlink w:history="1" r:id="rId8xxvsbqsmdygebtl0evs3">
+      <w:hyperlink w:history="1" r:id="rId9krf49uv00jwkdaocg7lb">
         <w:r>
           <w:rPr>
             <w:rFonts w:ascii="Times New Roman" w:cs="Times New Roman" w:eastAsia="Times New Roman" w:hAnsi="Times New Roman"/>
@@ -694,7 +694,7 @@
         </w:tabs>
         <w:spacing w:before="54" w:line="235" w:lineRule="exact"/>
       </w:pPr>
-      <w:hyperlink w:history="1" r:id="rIdjhsc93ujxysyloa1yi3nk">
+      <w:hyperlink w:history="1" r:id="rIdzel484jeaqptsu0v4azy2">
         <w:r>
           <w:rPr>
             <w:rFonts w:ascii="Times New Roman" w:cs="Times New Roman" w:eastAsia="Times New Roman" w:hAnsi="Times New Roman"/>
@@ -727,7 +727,7 @@
       <w:r>
         <w:tab/>
       </w:r>
-      <w:hyperlink w:history="1" r:id="rIdd6m0k-lma_fmtwxdwaenm">
+      <w:hyperlink w:history="1" r:id="rIdgxqvmoaz4etgvjpupdknx">
         <w:r>
           <w:rPr>
             <w:rFonts w:ascii="Times New Roman" w:cs="Times New Roman" w:eastAsia="Times New Roman" w:hAnsi="Times New Roman"/>

--- a/resume/jaspersands_resume.docx
+++ b/resume/jaspersands_resume.docx
@@ -32,7 +32,7 @@
         </w:rPr>
         <w:t xml:space="preserve">Palo Alto, CA | +1 (650) 924-8429 | </w:t>
       </w:r>
-      <w:hyperlink w:history="1" r:id="rIdldwvqwpzrf0uixmu95unn">
+      <w:hyperlink w:history="1" r:id="rIdblkcawvk6hpk_qoil5wvb">
         <w:r>
           <w:rPr>
             <w:rFonts w:ascii="Times New Roman" w:cs="Times New Roman" w:eastAsia="Times New Roman" w:hAnsi="Times New Roman"/>
@@ -50,7 +50,7 @@
         </w:rPr>
         <w:t xml:space="preserve"> | </w:t>
       </w:r>
-      <w:hyperlink w:history="1" r:id="rIdomacj1sevq4f14pfs8sfp">
+      <w:hyperlink w:history="1" r:id="rIdxettoj2shzvktrwwlewxl">
         <w:r>
           <w:rPr>
             <w:rFonts w:ascii="Times New Roman" w:cs="Times New Roman" w:eastAsia="Times New Roman" w:hAnsi="Times New Roman"/>
@@ -68,7 +68,7 @@
         </w:rPr>
         <w:t xml:space="preserve"> | </w:t>
       </w:r>
-      <w:hyperlink w:history="1" r:id="rIdzzcr3sfaepo4pxn7f9hs_">
+      <w:hyperlink w:history="1" r:id="rId_s7vimouqfykjxxpzfftd">
         <w:r>
           <w:rPr>
             <w:rFonts w:ascii="Times New Roman" w:cs="Times New Roman" w:eastAsia="Times New Roman" w:hAnsi="Times New Roman"/>
@@ -86,7 +86,7 @@
         </w:rPr>
         <w:t xml:space="preserve"> | </w:t>
       </w:r>
-      <w:hyperlink w:history="1" r:id="rIdzvo13vp0xseoryigeo9kb">
+      <w:hyperlink w:history="1" r:id="rIdayzn0ucoznaxhfvuvz-zo">
         <w:r>
           <w:rPr>
             <w:rFonts w:ascii="Times New Roman" w:cs="Times New Roman" w:eastAsia="Times New Roman" w:hAnsi="Times New Roman"/>
@@ -108,7 +108,7 @@
           <w:sz w:val="20"/>
           <w:szCs w:val="20"/>
         </w:rPr>
-        <w:t xml:space="preserve">Quantum error correction, quantum algorithms, and machine learning for quantum-device characterization. MS in Computer Science at Columbia. Thesis at Diraq and UNSW Sydney on automating silicon spin qubit measurement.</w:t>
+        <w:t xml:space="preserve">Quantum error correction, fault-tolerant quantum algorithms, and machine learning for quantum-device characterization. MS in Computer Science at Columbia. Thesis at Diraq and UNSW Sydney on automating silicon spin qubit measurement.</w:t>
       </w:r>
     </w:p>
     <w:p>
@@ -427,9 +427,276 @@
         <w:tabs>
           <w:tab w:val="right" w:pos="10800"/>
         </w:tabs>
-        <w:spacing w:before="0" w:line="235" w:lineRule="exact"/>
-      </w:pPr>
-      <w:hyperlink w:history="1" r:id="rIdtvo2pry_lvy7tmbmqngoa">
+        <w:spacing w:before="42" w:line="235" w:lineRule="exact"/>
+      </w:pPr>
+      <w:hyperlink w:history="1" r:id="rIdfehzwl8j06mowslqvlj2l">
+        <w:r>
+          <w:rPr>
+            <w:rFonts w:ascii="Times New Roman" w:cs="Times New Roman" w:eastAsia="Times New Roman" w:hAnsi="Times New Roman"/>
+            <w:b/>
+            <w:bCs/>
+            <w:sz w:val="20"/>
+            <w:szCs w:val="20"/>
+          </w:rPr>
+          <w:t xml:space="preserve">stabilizer-qec</w:t>
+        </w:r>
+      </w:hyperlink>
+      <w:r>
+        <w:rPr>
+          <w:rFonts w:ascii="Times New Roman" w:cs="Times New Roman" w:eastAsia="Times New Roman" w:hAnsi="Times New Roman"/>
+          <w:sz w:val="20"/>
+          <w:szCs w:val="20"/>
+        </w:rPr>
+        <w:t xml:space="preserve">: surface-code simulator and decoder</w:t>
+      </w:r>
+      <w:r>
+        <w:rPr>
+          <w:rFonts w:ascii="Times New Roman" w:cs="Times New Roman" w:eastAsia="Times New Roman" w:hAnsi="Times New Roman"/>
+          <w:sz w:val="20"/>
+          <w:szCs w:val="20"/>
+        </w:rPr>
+        <w:t xml:space="preserve"> · </w:t>
+      </w:r>
+      <w:r>
+        <w:rPr>
+          <w:rFonts w:ascii="Times New Roman" w:cs="Times New Roman" w:eastAsia="Times New Roman" w:hAnsi="Times New Roman"/>
+          <w:i/>
+          <w:iCs/>
+          <w:sz w:val="20"/>
+          <w:szCs w:val="20"/>
+        </w:rPr>
+        <w:t xml:space="preserve">Rust, Python, WebAssembly</w:t>
+      </w:r>
+      <w:r>
+        <w:tab/>
+      </w:r>
+      <w:hyperlink w:history="1" r:id="rIdfzhvdodelgoqxc0jqbd7p">
+        <w:r>
+          <w:rPr>
+            <w:rFonts w:ascii="Times New Roman" w:cs="Times New Roman" w:eastAsia="Times New Roman" w:hAnsi="Times New Roman"/>
+            <w:sz w:val="20"/>
+            <w:szCs w:val="20"/>
+          </w:rPr>
+          <w:t xml:space="preserve">qcompiler.jaspersands.com</w:t>
+        </w:r>
+      </w:hyperlink>
+    </w:p>
+    <w:p>
+      <w:pPr>
+        <w:pStyle w:val="ListParagraph"/>
+        <w:numPr>
+          <w:ilvl w:val="0"/>
+          <w:numId w:val="2"/>
+        </w:numPr>
+        <w:spacing w:before="12" w:line="235" w:lineRule="exact"/>
+      </w:pPr>
+      <w:r>
+        <w:rPr>
+          <w:rFonts w:ascii="Times New Roman" w:cs="Times New Roman" w:eastAsia="Times New Roman" w:hAnsi="Times New Roman"/>
+          <w:sz w:val="20"/>
+          <w:szCs w:val="20"/>
+        </w:rPr>
+        <w:t xml:space="preserve">Circuit-level simulator and decoders for surface, XZZX and IBM gross codes; matches Stim and PyMatching shot for shot.</w:t>
+      </w:r>
+    </w:p>
+    <w:p>
+      <w:pPr>
+        <w:pStyle w:val="ListParagraph"/>
+        <w:numPr>
+          <w:ilvl w:val="0"/>
+          <w:numId w:val="2"/>
+        </w:numPr>
+        <w:spacing w:before="12" w:line="235" w:lineRule="exact"/>
+      </w:pPr>
+      <w:r>
+        <w:rPr>
+          <w:rFonts w:ascii="Times New Roman" w:cs="Times New Roman" w:eastAsia="Times New Roman" w:hAnsi="Times New Roman"/>
+          <w:sz w:val="20"/>
+          <w:szCs w:val="20"/>
+        </w:rPr>
+        <w:t xml:space="preserve">Rebuilt Google's Willow and Sycamore experiments (27.5M shots) from raw measurements bit for bit and fitted Λ as Google does.</w:t>
+      </w:r>
+    </w:p>
+    <w:p>
+      <w:pPr>
+        <w:tabs>
+          <w:tab w:val="right" w:pos="10800"/>
+        </w:tabs>
+        <w:spacing w:before="54" w:line="235" w:lineRule="exact"/>
+      </w:pPr>
+      <w:hyperlink w:history="1" r:id="rIddpl5kfo07re3ok5jbulp8">
+        <w:r>
+          <w:rPr>
+            <w:rFonts w:ascii="Times New Roman" w:cs="Times New Roman" w:eastAsia="Times New Roman" w:hAnsi="Times New Roman"/>
+            <w:b/>
+            <w:bCs/>
+            <w:sz w:val="20"/>
+            <w:szCs w:val="20"/>
+          </w:rPr>
+          <w:t xml:space="preserve">ft-algorithms</w:t>
+        </w:r>
+      </w:hyperlink>
+      <w:r>
+        <w:rPr>
+          <w:rFonts w:ascii="Times New Roman" w:cs="Times New Roman" w:eastAsia="Times New Roman" w:hAnsi="Times New Roman"/>
+          <w:sz w:val="20"/>
+          <w:szCs w:val="20"/>
+        </w:rPr>
+        <w:t xml:space="preserve">: algorithms on a simulated fault-tolerant quantum computer</w:t>
+      </w:r>
+      <w:r>
+        <w:rPr>
+          <w:rFonts w:ascii="Times New Roman" w:cs="Times New Roman" w:eastAsia="Times New Roman" w:hAnsi="Times New Roman"/>
+          <w:sz w:val="20"/>
+          <w:szCs w:val="20"/>
+        </w:rPr>
+        <w:t xml:space="preserve"> · </w:t>
+      </w:r>
+      <w:r>
+        <w:rPr>
+          <w:rFonts w:ascii="Times New Roman" w:cs="Times New Roman" w:eastAsia="Times New Roman" w:hAnsi="Times New Roman"/>
+          <w:i/>
+          <w:iCs/>
+          <w:sz w:val="20"/>
+          <w:szCs w:val="20"/>
+        </w:rPr>
+        <w:t xml:space="preserve">Rust, Python</w:t>
+      </w:r>
+      <w:r>
+        <w:tab/>
+      </w:r>
+      <w:hyperlink w:history="1" r:id="rIdmr5wzwxhfh_1cqygxqbiw">
+        <w:r>
+          <w:rPr>
+            <w:rFonts w:ascii="Times New Roman" w:cs="Times New Roman" w:eastAsia="Times New Roman" w:hAnsi="Times New Roman"/>
+            <w:sz w:val="20"/>
+            <w:szCs w:val="20"/>
+          </w:rPr>
+          <w:t xml:space="preserve">ft.jaspersands.com</w:t>
+        </w:r>
+      </w:hyperlink>
+    </w:p>
+    <w:p>
+      <w:pPr>
+        <w:pStyle w:val="ListParagraph"/>
+        <w:numPr>
+          <w:ilvl w:val="0"/>
+          <w:numId w:val="2"/>
+        </w:numPr>
+        <w:spacing w:before="12" w:line="235" w:lineRule="exact"/>
+      </w:pPr>
+      <w:r>
+        <w:rPr>
+          <w:rFonts w:ascii="Times New Roman" w:cs="Times New Roman" w:eastAsia="Times New Roman" w:hAnsi="Times New Roman"/>
+          <w:sz w:val="20"/>
+          <w:szCs w:val="20"/>
+        </w:rPr>
+        <w:t xml:space="preserve">Runs Shor (N ≤ 143) and H₂/LiH phase estimation on a lattice-surgery machine fitted to 316 circuit-level QEC experiments.</w:t>
+      </w:r>
+    </w:p>
+    <w:p>
+      <w:pPr>
+        <w:pStyle w:val="ListParagraph"/>
+        <w:numPr>
+          <w:ilvl w:val="0"/>
+          <w:numId w:val="2"/>
+        </w:numPr>
+        <w:spacing w:before="12" w:line="235" w:lineRule="exact"/>
+      </w:pPr>
+      <w:r>
+        <w:rPr>
+          <w:rFonts w:ascii="Times New Roman" w:cs="Times New Roman" w:eastAsia="Times New Roman" w:hAnsi="Times New Roman"/>
+          <w:sz w:val="20"/>
+          <w:szCs w:val="20"/>
+        </w:rPr>
+        <w:t xml:space="preserve">Reproduces Gidney's 2025 RSA-2048 distance (d = 25) under his noise projection; measured noise needs d = 27–29.</w:t>
+      </w:r>
+    </w:p>
+    <w:p>
+      <w:pPr>
+        <w:tabs>
+          <w:tab w:val="right" w:pos="10800"/>
+        </w:tabs>
+        <w:spacing w:before="54" w:line="235" w:lineRule="exact"/>
+      </w:pPr>
+      <w:hyperlink w:history="1" r:id="rIdrhctlyxyc7emakhjsurew">
+        <w:r>
+          <w:rPr>
+            <w:rFonts w:ascii="Times New Roman" w:cs="Times New Roman" w:eastAsia="Times New Roman" w:hAnsi="Times New Roman"/>
+            <w:b/>
+            <w:bCs/>
+            <w:sz w:val="20"/>
+            <w:szCs w:val="20"/>
+          </w:rPr>
+          <w:t xml:space="preserve">Q-Search</w:t>
+        </w:r>
+      </w:hyperlink>
+      <w:r>
+        <w:rPr>
+          <w:rFonts w:ascii="Times New Roman" w:cs="Times New Roman" w:eastAsia="Times New Roman" w:hAnsi="Times New Roman"/>
+          <w:sz w:val="20"/>
+          <w:szCs w:val="20"/>
+        </w:rPr>
+        <w:t xml:space="preserve">: proof-gated quantum algorithm research and verification engine</w:t>
+      </w:r>
+      <w:r>
+        <w:tab/>
+      </w:r>
+      <w:hyperlink w:history="1" r:id="rIds9_smdszcx6pajyxn8edp">
+        <w:r>
+          <w:rPr>
+            <w:rFonts w:ascii="Times New Roman" w:cs="Times New Roman" w:eastAsia="Times New Roman" w:hAnsi="Times New Roman"/>
+            <w:sz w:val="20"/>
+            <w:szCs w:val="20"/>
+          </w:rPr>
+          <w:t xml:space="preserve">qsearch.jaspersands.com</w:t>
+        </w:r>
+      </w:hyperlink>
+    </w:p>
+    <w:p>
+      <w:pPr>
+        <w:pStyle w:val="ListParagraph"/>
+        <w:numPr>
+          <w:ilvl w:val="0"/>
+          <w:numId w:val="2"/>
+        </w:numPr>
+        <w:spacing w:before="12" w:line="235" w:lineRule="exact"/>
+      </w:pPr>
+      <w:r>
+        <w:rPr>
+          <w:rFonts w:ascii="Times New Roman" w:cs="Times New Roman" w:eastAsia="Times New Roman" w:hAnsi="Times New Roman"/>
+          <w:sz w:val="20"/>
+          <w:szCs w:val="20"/>
+        </w:rPr>
+        <w:t xml:space="preserve">Automated search for structural quantum advantage on non-abelian HSP, dihedral coset, and linear code equivalence problems.</w:t>
+      </w:r>
+    </w:p>
+    <w:p>
+      <w:pPr>
+        <w:pStyle w:val="ListParagraph"/>
+        <w:numPr>
+          <w:ilvl w:val="0"/>
+          <w:numId w:val="2"/>
+        </w:numPr>
+        <w:spacing w:before="12" w:line="235" w:lineRule="exact"/>
+      </w:pPr>
+      <w:r>
+        <w:rPr>
+          <w:rFonts w:ascii="Times New Roman" w:cs="Times New Roman" w:eastAsia="Times New Roman" w:hAnsi="Times New Roman"/>
+          <w:sz w:val="20"/>
+          <w:szCs w:val="20"/>
+        </w:rPr>
+        <w:t xml:space="preserve">Formal proof gates test each mechanism against 1,200+ classical baselines across 720+ theorem modules, indexing negative results.</w:t>
+      </w:r>
+    </w:p>
+    <w:p>
+      <w:pPr>
+        <w:tabs>
+          <w:tab w:val="right" w:pos="10800"/>
+        </w:tabs>
+        <w:spacing w:before="54" w:line="235" w:lineRule="exact"/>
+      </w:pPr>
+      <w:hyperlink w:history="1" r:id="rIdukoe4v0xdysj8loe_rkir">
         <w:r>
           <w:rPr>
             <w:rFonts w:ascii="Times New Roman" w:cs="Times New Roman" w:eastAsia="Times New Roman" w:hAnsi="Times New Roman"/>
@@ -476,7 +743,7 @@
           <w:sz w:val="20"/>
           <w:szCs w:val="20"/>
         </w:rPr>
-        <w:t xml:space="preserve"/>
+        <w:t xml:space="preserve">MIT iQuHACK 2026</w:t>
       </w:r>
     </w:p>
     <w:p>
@@ -517,30 +784,39 @@
     </w:p>
     <w:p>
       <w:pPr>
+        <w:pBdr>
+          <w:bottom w:val="single" w:color="000000" w:sz="6" w:space="1"/>
+        </w:pBdr>
+        <w:spacing w:after="16" w:before="100" w:line="235" w:lineRule="exact"/>
+      </w:pPr>
+      <w:r>
+        <w:rPr>
+          <w:rFonts w:ascii="Times New Roman" w:cs="Times New Roman" w:eastAsia="Times New Roman" w:hAnsi="Times New Roman"/>
+          <w:b/>
+          <w:bCs/>
+          <w:spacing w:val="16"/>
+          <w:sz w:val="21"/>
+          <w:szCs w:val="21"/>
+        </w:rPr>
+        <w:t xml:space="preserve">RESEARCH</w:t>
+      </w:r>
+    </w:p>
+    <w:p>
+      <w:pPr>
         <w:tabs>
           <w:tab w:val="right" w:pos="10800"/>
         </w:tabs>
-        <w:spacing w:before="54" w:line="235" w:lineRule="exact"/>
-      </w:pPr>
-      <w:hyperlink w:history="1" r:id="rIdmdhvsvfyeqlu41pl_l9vx">
-        <w:r>
-          <w:rPr>
-            <w:rFonts w:ascii="Times New Roman" w:cs="Times New Roman" w:eastAsia="Times New Roman" w:hAnsi="Times New Roman"/>
-            <w:b/>
-            <w:bCs/>
-            <w:sz w:val="20"/>
-            <w:szCs w:val="20"/>
-          </w:rPr>
-          <w:t xml:space="preserve">WASM QEC Simulator</w:t>
-        </w:r>
-      </w:hyperlink>
-      <w:r>
-        <w:rPr>
-          <w:rFonts w:ascii="Times New Roman" w:cs="Times New Roman" w:eastAsia="Times New Roman" w:hAnsi="Times New Roman"/>
-          <w:sz w:val="20"/>
-          <w:szCs w:val="20"/>
-        </w:rPr>
-        <w:t xml:space="preserve">: surface-code decoding in the browser</w:t>
+        <w:spacing w:before="42" w:line="235" w:lineRule="exact"/>
+      </w:pPr>
+      <w:r>
+        <w:rPr>
+          <w:rFonts w:ascii="Times New Roman" w:cs="Times New Roman" w:eastAsia="Times New Roman" w:hAnsi="Times New Roman"/>
+          <w:b/>
+          <w:bCs/>
+          <w:sz w:val="20"/>
+          <w:szCs w:val="20"/>
+        </w:rPr>
+        <w:t xml:space="preserve">Diraq / UNSW Sydney</w:t>
       </w:r>
       <w:r>
         <w:rPr>
@@ -558,21 +834,19 @@
           <w:sz w:val="20"/>
           <w:szCs w:val="20"/>
         </w:rPr>
-        <w:t xml:space="preserve">Rust, WebAssembly</w:t>
+        <w:t xml:space="preserve">MS Thesis Research</w:t>
       </w:r>
       <w:r>
         <w:tab/>
       </w:r>
-      <w:hyperlink w:history="1" r:id="rIdlv8o7ntui0fphet5le7hg">
-        <w:r>
-          <w:rPr>
-            <w:rFonts w:ascii="Times New Roman" w:cs="Times New Roman" w:eastAsia="Times New Roman" w:hAnsi="Times New Roman"/>
-            <w:sz w:val="20"/>
-            <w:szCs w:val="20"/>
-          </w:rPr>
-          <w:t xml:space="preserve">qcompiler.jaspersands.com</w:t>
-        </w:r>
-      </w:hyperlink>
+      <w:r>
+        <w:rPr>
+          <w:rFonts w:ascii="Times New Roman" w:cs="Times New Roman" w:eastAsia="Times New Roman" w:hAnsi="Times New Roman"/>
+          <w:sz w:val="20"/>
+          <w:szCs w:val="20"/>
+        </w:rPr>
+        <w:t xml:space="preserve">Sep 2026 – May 2027</w:t>
+      </w:r>
     </w:p>
     <w:p>
       <w:pPr>
@@ -589,7 +863,7 @@
           <w:sz w:val="20"/>
           <w:szCs w:val="20"/>
         </w:rPr>
-        <w:t xml:space="preserve">Symplectic stabilizer simulator for rotated and XZZX surface codes, with exact MWPM and Union-Find decoding client-side.</w:t>
+        <w:t xml:space="preserve">Automating silicon spin qubit characterization under Dr. Nard Dumoulin Stuyck, replacing manual tuning and interpretation.</w:t>
       </w:r>
     </w:p>
     <w:p>
@@ -607,7 +881,7 @@
           <w:sz w:val="20"/>
           <w:szCs w:val="20"/>
         </w:rPr>
-        <w:t xml:space="preserve">Finite-size scaling puts the threshold at 3.2% with MWPM, 2.7% with Union-Find, and 14.7% under code-capacity noise.</w:t>
+        <w:t xml:space="preserve">Acquiring charge measurements from cryogenic probing, and classifying device states against what an expert would call by hand.</w:t>
       </w:r>
     </w:p>
     <w:p>
@@ -617,39 +891,53 @@
         </w:tabs>
         <w:spacing w:before="54" w:line="235" w:lineRule="exact"/>
       </w:pPr>
-      <w:hyperlink w:history="1" r:id="rIdq0a3zcf57vdblucjib3vi">
-        <w:r>
-          <w:rPr>
-            <w:rFonts w:ascii="Times New Roman" w:cs="Times New Roman" w:eastAsia="Times New Roman" w:hAnsi="Times New Roman"/>
-            <w:b/>
-            <w:bCs/>
-            <w:sz w:val="20"/>
-            <w:szCs w:val="20"/>
-          </w:rPr>
-          <w:t xml:space="preserve">Q-Search</w:t>
-        </w:r>
-      </w:hyperlink>
-      <w:r>
-        <w:rPr>
-          <w:rFonts w:ascii="Times New Roman" w:cs="Times New Roman" w:eastAsia="Times New Roman" w:hAnsi="Times New Roman"/>
-          <w:sz w:val="20"/>
-          <w:szCs w:val="20"/>
-        </w:rPr>
-        <w:t xml:space="preserve">: proof-gated quantum algorithm research and verification engine</w:t>
+      <w:r>
+        <w:rPr>
+          <w:rFonts w:ascii="Times New Roman" w:cs="Times New Roman" w:eastAsia="Times New Roman" w:hAnsi="Times New Roman"/>
+          <w:b/>
+          <w:bCs/>
+          <w:sz w:val="20"/>
+          <w:szCs w:val="20"/>
+        </w:rPr>
+        <w:t xml:space="preserve">Cidon Systems Research Lab</w:t>
+      </w:r>
+      <w:r>
+        <w:rPr>
+          <w:rFonts w:ascii="Times New Roman" w:cs="Times New Roman" w:eastAsia="Times New Roman" w:hAnsi="Times New Roman"/>
+          <w:sz w:val="20"/>
+          <w:szCs w:val="20"/>
+        </w:rPr>
+        <w:t xml:space="preserve">, Columbia University</w:t>
+      </w:r>
+      <w:r>
+        <w:rPr>
+          <w:rFonts w:ascii="Times New Roman" w:cs="Times New Roman" w:eastAsia="Times New Roman" w:hAnsi="Times New Roman"/>
+          <w:sz w:val="20"/>
+          <w:szCs w:val="20"/>
+        </w:rPr>
+        <w:t xml:space="preserve"> · </w:t>
+      </w:r>
+      <w:r>
+        <w:rPr>
+          <w:rFonts w:ascii="Times New Roman" w:cs="Times New Roman" w:eastAsia="Times New Roman" w:hAnsi="Times New Roman"/>
+          <w:i/>
+          <w:iCs/>
+          <w:sz w:val="20"/>
+          <w:szCs w:val="20"/>
+        </w:rPr>
+        <w:t xml:space="preserve">Graduate Researcher</w:t>
       </w:r>
       <w:r>
         <w:tab/>
       </w:r>
-      <w:hyperlink w:history="1" r:id="rId9krf49uv00jwkdaocg7lb">
-        <w:r>
-          <w:rPr>
-            <w:rFonts w:ascii="Times New Roman" w:cs="Times New Roman" w:eastAsia="Times New Roman" w:hAnsi="Times New Roman"/>
-            <w:sz w:val="20"/>
-            <w:szCs w:val="20"/>
-          </w:rPr>
-          <w:t xml:space="preserve">qsearch.jaspersands.com</w:t>
-        </w:r>
-      </w:hyperlink>
+      <w:r>
+        <w:rPr>
+          <w:rFonts w:ascii="Times New Roman" w:cs="Times New Roman" w:eastAsia="Times New Roman" w:hAnsi="Times New Roman"/>
+          <w:sz w:val="20"/>
+          <w:szCs w:val="20"/>
+        </w:rPr>
+        <w:t xml:space="preserve">Sep 2025 – Jun 2026</w:t>
+      </w:r>
     </w:p>
     <w:p>
       <w:pPr>
@@ -666,7 +954,62 @@
           <w:sz w:val="20"/>
           <w:szCs w:val="20"/>
         </w:rPr>
-        <w:t xml:space="preserve">Automated search for structural quantum advantage on non-abelian HSP, dihedral coset, and linear code equivalence problems.</w:t>
+        <w:t xml:space="preserve">Built phishing and spam detection with Dr. Asaf Cidon and Barracuda Networks from LLM embeddings and email telemetry.</w:t>
+      </w:r>
+    </w:p>
+    <w:p>
+      <w:pPr>
+        <w:tabs>
+          <w:tab w:val="right" w:pos="10800"/>
+        </w:tabs>
+        <w:spacing w:before="54" w:line="235" w:lineRule="exact"/>
+      </w:pPr>
+      <w:r>
+        <w:rPr>
+          <w:rFonts w:ascii="Times New Roman" w:cs="Times New Roman" w:eastAsia="Times New Roman" w:hAnsi="Times New Roman"/>
+          <w:b/>
+          <w:bCs/>
+          <w:sz w:val="20"/>
+          <w:szCs w:val="20"/>
+        </w:rPr>
+        <w:t xml:space="preserve">Complex Resilient Intelligent Systems Lab</w:t>
+      </w:r>
+      <w:r>
+        <w:rPr>
+          <w:rFonts w:ascii="Times New Roman" w:cs="Times New Roman" w:eastAsia="Times New Roman" w:hAnsi="Times New Roman"/>
+          <w:sz w:val="20"/>
+          <w:szCs w:val="20"/>
+        </w:rPr>
+        <w:t xml:space="preserve">, Columbia University</w:t>
+      </w:r>
+      <w:r>
+        <w:rPr>
+          <w:rFonts w:ascii="Times New Roman" w:cs="Times New Roman" w:eastAsia="Times New Roman" w:hAnsi="Times New Roman"/>
+          <w:sz w:val="20"/>
+          <w:szCs w:val="20"/>
+        </w:rPr>
+        <w:t xml:space="preserve"> · </w:t>
+      </w:r>
+      <w:r>
+        <w:rPr>
+          <w:rFonts w:ascii="Times New Roman" w:cs="Times New Roman" w:eastAsia="Times New Roman" w:hAnsi="Times New Roman"/>
+          <w:i/>
+          <w:iCs/>
+          <w:sz w:val="20"/>
+          <w:szCs w:val="20"/>
+        </w:rPr>
+        <w:t xml:space="preserve">Graduate Researcher</w:t>
+      </w:r>
+      <w:r>
+        <w:tab/>
+      </w:r>
+      <w:r>
+        <w:rPr>
+          <w:rFonts w:ascii="Times New Roman" w:cs="Times New Roman" w:eastAsia="Times New Roman" w:hAnsi="Times New Roman"/>
+          <w:sz w:val="20"/>
+          <w:szCs w:val="20"/>
+        </w:rPr>
+        <w:t xml:space="preserve">May – Dec 2025</w:t>
       </w:r>
     </w:p>
     <w:p>
@@ -684,7 +1027,7 @@
           <w:sz w:val="20"/>
           <w:szCs w:val="20"/>
         </w:rPr>
-        <w:t xml:space="preserve">Formal proof gates test each mechanism against 1,200+ classical baselines across 720+ theorem modules, indexing negative results.</w:t>
+        <w:t xml:space="preserve">Reduced hallucination in generative protein modeling under Dr. Venkat Venkatasubramanian, grounded in molecular graph data.</w:t>
       </w:r>
     </w:p>
     <w:p>
@@ -694,18 +1037,24 @@
         </w:tabs>
         <w:spacing w:before="54" w:line="235" w:lineRule="exact"/>
       </w:pPr>
-      <w:hyperlink w:history="1" r:id="rIdzel484jeaqptsu0v4azy2">
-        <w:r>
-          <w:rPr>
-            <w:rFonts w:ascii="Times New Roman" w:cs="Times New Roman" w:eastAsia="Times New Roman" w:hAnsi="Times New Roman"/>
-            <w:b/>
-            <w:bCs/>
-            <w:sz w:val="20"/>
-            <w:szCs w:val="20"/>
-          </w:rPr>
-          <w:t xml:space="preserve">LLM-Based Lossless Text Compression</w:t>
-        </w:r>
-      </w:hyperlink>
+      <w:r>
+        <w:rPr>
+          <w:rFonts w:ascii="Times New Roman" w:cs="Times New Roman" w:eastAsia="Times New Roman" w:hAnsi="Times New Roman"/>
+          <w:b/>
+          <w:bCs/>
+          <w:sz w:val="20"/>
+          <w:szCs w:val="20"/>
+        </w:rPr>
+        <w:t xml:space="preserve">Foster Care Policy Database</w:t>
+      </w:r>
+      <w:r>
+        <w:rPr>
+          <w:rFonts w:ascii="Times New Roman" w:cs="Times New Roman" w:eastAsia="Times New Roman" w:hAnsi="Times New Roman"/>
+          <w:sz w:val="20"/>
+          <w:szCs w:val="20"/>
+        </w:rPr>
+        <w:t xml:space="preserve">, Washington University in St. Louis</w:t>
+      </w:r>
       <w:r>
         <w:rPr>
           <w:rFonts w:ascii="Times New Roman" w:cs="Times New Roman" w:eastAsia="Times New Roman" w:hAnsi="Times New Roman"/>
@@ -722,21 +1071,19 @@
           <w:sz w:val="20"/>
           <w:szCs w:val="20"/>
         </w:rPr>
-        <w:t xml:space="preserve">PyTorch, CUDA</w:t>
+        <w:t xml:space="preserve">Undergraduate Researcher</w:t>
       </w:r>
       <w:r>
         <w:tab/>
       </w:r>
-      <w:hyperlink w:history="1" r:id="rIdgxqvmoaz4etgvjpupdknx">
-        <w:r>
-          <w:rPr>
-            <w:rFonts w:ascii="Times New Roman" w:cs="Times New Roman" w:eastAsia="Times New Roman" w:hAnsi="Times New Roman"/>
-            <w:sz w:val="20"/>
-            <w:szCs w:val="20"/>
-          </w:rPr>
-          <w:t xml:space="preserve">jaspersands.com/llmcompression</w:t>
-        </w:r>
-      </w:hyperlink>
+      <w:r>
+        <w:rPr>
+          <w:rFonts w:ascii="Times New Roman" w:cs="Times New Roman" w:eastAsia="Times New Roman" w:hAnsi="Times New Roman"/>
+          <w:sz w:val="20"/>
+          <w:szCs w:val="20"/>
+        </w:rPr>
+        <w:t xml:space="preserve">Sep 2024 – May 2025</w:t>
+      </w:r>
     </w:p>
     <w:p>
       <w:pPr>
@@ -753,7 +1100,7 @@
           <w:sz w:val="20"/>
           <w:szCs w:val="20"/>
         </w:rPr>
-        <w:t xml:space="preserve">Arithmetic coding on LLM predictions, 5–16× average and 39× best case, at 100–1000× lower throughput than gzip and zstd.</w:t>
+        <w:t xml:space="preserve">Fine-tuned LLaMA-3 with Hugging Face for QA over 50k foster-care policy documents, with human-in-the-loop feedback.</w:t>
       </w:r>
     </w:p>
     <w:p>
@@ -772,7 +1119,7 @@
           <w:sz w:val="21"/>
           <w:szCs w:val="21"/>
         </w:rPr>
-        <w:t xml:space="preserve">RESEARCH</w:t>
+        <w:t xml:space="preserve">EXPERIENCE</w:t>
       </w:r>
     </w:p>
     <w:p>
@@ -790,7 +1137,7 @@
           <w:sz w:val="20"/>
           <w:szCs w:val="20"/>
         </w:rPr>
-        <w:t xml:space="preserve">Diraq / UNSW Sydney</w:t>
+        <w:t xml:space="preserve">Smack Technologies</w:t>
       </w:r>
       <w:r>
         <w:rPr>
@@ -808,7 +1155,7 @@
           <w:sz w:val="20"/>
           <w:szCs w:val="20"/>
         </w:rPr>
-        <w:t xml:space="preserve">MS Thesis Research</w:t>
+        <w:t xml:space="preserve">AI Intern</w:t>
       </w:r>
       <w:r>
         <w:tab/>
@@ -819,7 +1166,7 @@
           <w:sz w:val="20"/>
           <w:szCs w:val="20"/>
         </w:rPr>
-        <w:t xml:space="preserve">Sep 2026 – May 2027</w:t>
+        <w:t xml:space="preserve">May – Aug 2026</w:t>
       </w:r>
     </w:p>
     <w:p>
@@ -837,7 +1184,7 @@
           <w:sz w:val="20"/>
           <w:szCs w:val="20"/>
         </w:rPr>
-        <w:t xml:space="preserve">Automating silicon spin qubit characterization under Dr. Nard Dumoulin Stuyck, replacing manual tuning and interpretation.</w:t>
+        <w:t xml:space="preserve">Built physics and sensor simulation, integrating the knowledge graph to expand corpus generation.</w:t>
       </w:r>
     </w:p>
     <w:p>
@@ -855,62 +1202,7 @@
           <w:sz w:val="20"/>
           <w:szCs w:val="20"/>
         </w:rPr>
-        <w:t xml:space="preserve">Acquiring charge measurements from cryogenic probing, and classifying device states against what an expert would call by hand.</w:t>
-      </w:r>
-    </w:p>
-    <w:p>
-      <w:pPr>
-        <w:tabs>
-          <w:tab w:val="right" w:pos="10800"/>
-        </w:tabs>
-        <w:spacing w:before="54" w:line="235" w:lineRule="exact"/>
-      </w:pPr>
-      <w:r>
-        <w:rPr>
-          <w:rFonts w:ascii="Times New Roman" w:cs="Times New Roman" w:eastAsia="Times New Roman" w:hAnsi="Times New Roman"/>
-          <w:b/>
-          <w:bCs/>
-          <w:sz w:val="20"/>
-          <w:szCs w:val="20"/>
-        </w:rPr>
-        <w:t xml:space="preserve">Cidon Systems Research Lab</w:t>
-      </w:r>
-      <w:r>
-        <w:rPr>
-          <w:rFonts w:ascii="Times New Roman" w:cs="Times New Roman" w:eastAsia="Times New Roman" w:hAnsi="Times New Roman"/>
-          <w:sz w:val="20"/>
-          <w:szCs w:val="20"/>
-        </w:rPr>
-        <w:t xml:space="preserve">, Columbia University</w:t>
-      </w:r>
-      <w:r>
-        <w:rPr>
-          <w:rFonts w:ascii="Times New Roman" w:cs="Times New Roman" w:eastAsia="Times New Roman" w:hAnsi="Times New Roman"/>
-          <w:sz w:val="20"/>
-          <w:szCs w:val="20"/>
-        </w:rPr>
-        <w:t xml:space="preserve"> · </w:t>
-      </w:r>
-      <w:r>
-        <w:rPr>
-          <w:rFonts w:ascii="Times New Roman" w:cs="Times New Roman" w:eastAsia="Times New Roman" w:hAnsi="Times New Roman"/>
-          <w:i/>
-          <w:iCs/>
-          <w:sz w:val="20"/>
-          <w:szCs w:val="20"/>
-        </w:rPr>
-        <w:t xml:space="preserve">Graduate Researcher</w:t>
-      </w:r>
-      <w:r>
-        <w:tab/>
-      </w:r>
-      <w:r>
-        <w:rPr>
-          <w:rFonts w:ascii="Times New Roman" w:cs="Times New Roman" w:eastAsia="Times New Roman" w:hAnsi="Times New Roman"/>
-          <w:sz w:val="20"/>
-          <w:szCs w:val="20"/>
-        </w:rPr>
-        <w:t xml:space="preserve">Sep 2025 – Jun 2026</w:t>
+        <w:t xml:space="preserve">Benchmarked open-weight models head to head on speed, intelligence and concurrency, speeding corpus generation 64x.</w:t>
       </w:r>
     </w:p>
     <w:p>
@@ -928,7 +1220,7 @@
           <w:sz w:val="20"/>
           <w:szCs w:val="20"/>
         </w:rPr>
-        <w:t xml:space="preserve">Built phishing and spam detection pipelines with Dr. Asaf Cidon and Barracuda Networks, combining language-model embeddings with production email telemetry and tuning for precision against a fixed false-positive budget.</w:t>
+        <w:t xml:space="preserve">Bounded simulator error to 0.55% against references outside its own tests, in a report that regenerates when the physics changes.</w:t>
       </w:r>
     </w:p>
     <w:p>
@@ -946,15 +1238,7 @@
           <w:sz w:val="20"/>
           <w:szCs w:val="20"/>
         </w:rPr>
-        <w:t xml:space="preserve">Complex Resilient Intelligent Systems Lab</w:t>
-      </w:r>
-      <w:r>
-        <w:rPr>
-          <w:rFonts w:ascii="Times New Roman" w:cs="Times New Roman" w:eastAsia="Times New Roman" w:hAnsi="Times New Roman"/>
-          <w:sz w:val="20"/>
-          <w:szCs w:val="20"/>
-        </w:rPr>
-        <w:t xml:space="preserve">, Columbia University</w:t>
+        <w:t xml:space="preserve">Highnote</w:t>
       </w:r>
       <w:r>
         <w:rPr>
@@ -972,7 +1256,7 @@
           <w:sz w:val="20"/>
           <w:szCs w:val="20"/>
         </w:rPr>
-        <w:t xml:space="preserve">Graduate Researcher</w:t>
+        <w:t xml:space="preserve">Cybersecurity Engineer Intern</w:t>
       </w:r>
       <w:r>
         <w:tab/>
@@ -983,7 +1267,7 @@
           <w:sz w:val="20"/>
           <w:szCs w:val="20"/>
         </w:rPr>
-        <w:t xml:space="preserve">May – Dec 2025</w:t>
+        <w:t xml:space="preserve">May – Jul 2024</w:t>
       </w:r>
     </w:p>
     <w:p>
@@ -1001,7 +1285,7 @@
           <w:sz w:val="20"/>
           <w:szCs w:val="20"/>
         </w:rPr>
-        <w:t xml:space="preserve">Reduced hallucination in generative protein modeling under Dr. Venkat Venkatasubramanian, grounded in molecular graph data.</w:t>
+        <w:t xml:space="preserve">Built the company-wide SIEM for a card-issuing fintech: AWS, GCP and Datadog logs in one Elasticsearch cluster (1 TB/day), 100+ detections.</w:t>
       </w:r>
     </w:p>
     <w:p>
@@ -1019,15 +1303,7 @@
           <w:sz w:val="20"/>
           <w:szCs w:val="20"/>
         </w:rPr>
-        <w:t xml:space="preserve">Foster Care Policy Database</w:t>
-      </w:r>
-      <w:r>
-        <w:rPr>
-          <w:rFonts w:ascii="Times New Roman" w:cs="Times New Roman" w:eastAsia="Times New Roman" w:hAnsi="Times New Roman"/>
-          <w:sz w:val="20"/>
-          <w:szCs w:val="20"/>
-        </w:rPr>
-        <w:t xml:space="preserve">, Washington University in St. Louis</w:t>
+        <w:t xml:space="preserve">Mindtrip</w:t>
       </w:r>
       <w:r>
         <w:rPr>
@@ -1045,7 +1321,7 @@
           <w:sz w:val="20"/>
           <w:szCs w:val="20"/>
         </w:rPr>
-        <w:t xml:space="preserve">Undergraduate Researcher</w:t>
+        <w:t xml:space="preserve">Software Engineer Intern</w:t>
       </w:r>
       <w:r>
         <w:tab/>
@@ -1056,7 +1332,7 @@
           <w:sz w:val="20"/>
           <w:szCs w:val="20"/>
         </w:rPr>
-        <w:t xml:space="preserve">Sep 2024 – May 2025</w:t>
+        <w:t xml:space="preserve">May – Jul 2023</w:t>
       </w:r>
     </w:p>
     <w:p>
@@ -1074,7 +1350,7 @@
           <w:sz w:val="20"/>
           <w:szCs w:val="20"/>
         </w:rPr>
-        <w:t xml:space="preserve">Fine-tuned LLaMA-3 with Hugging Face for QA over 50k foster-care policy documents, with human-in-the-loop feedback.</w:t>
+        <w:t xml:space="preserve">Built internal admin and secure-query tooling in JavaScript and Rails via Retool, saving roughly 250 engineering hours a month.</w:t>
       </w:r>
     </w:p>
     <w:p>
@@ -1093,54 +1369,7 @@
           <w:sz w:val="21"/>
           <w:szCs w:val="21"/>
         </w:rPr>
-        <w:t xml:space="preserve">EXPERIENCE</w:t>
-      </w:r>
-    </w:p>
-    <w:p>
-      <w:pPr>
-        <w:tabs>
-          <w:tab w:val="right" w:pos="10800"/>
-        </w:tabs>
-        <w:spacing w:before="42" w:line="235" w:lineRule="exact"/>
-      </w:pPr>
-      <w:r>
-        <w:rPr>
-          <w:rFonts w:ascii="Times New Roman" w:cs="Times New Roman" w:eastAsia="Times New Roman" w:hAnsi="Times New Roman"/>
-          <w:b/>
-          <w:bCs/>
-          <w:sz w:val="20"/>
-          <w:szCs w:val="20"/>
-        </w:rPr>
-        <w:t xml:space="preserve">Smack Technologies</w:t>
-      </w:r>
-      <w:r>
-        <w:rPr>
-          <w:rFonts w:ascii="Times New Roman" w:cs="Times New Roman" w:eastAsia="Times New Roman" w:hAnsi="Times New Roman"/>
-          <w:sz w:val="20"/>
-          <w:szCs w:val="20"/>
-        </w:rPr>
-        <w:t xml:space="preserve"> · </w:t>
-      </w:r>
-      <w:r>
-        <w:rPr>
-          <w:rFonts w:ascii="Times New Roman" w:cs="Times New Roman" w:eastAsia="Times New Roman" w:hAnsi="Times New Roman"/>
-          <w:i/>
-          <w:iCs/>
-          <w:sz w:val="20"/>
-          <w:szCs w:val="20"/>
-        </w:rPr>
-        <w:t xml:space="preserve">AI Intern</w:t>
-      </w:r>
-      <w:r>
-        <w:tab/>
-      </w:r>
-      <w:r>
-        <w:rPr>
-          <w:rFonts w:ascii="Times New Roman" w:cs="Times New Roman" w:eastAsia="Times New Roman" w:hAnsi="Times New Roman"/>
-          <w:sz w:val="20"/>
-          <w:szCs w:val="20"/>
-        </w:rPr>
-        <w:t xml:space="preserve">May – Aug 2026</w:t>
+        <w:t xml:space="preserve">COMPETITIONS &amp; LEADERSHIP</w:t>
       </w:r>
     </w:p>
     <w:p>
@@ -1155,10 +1384,90 @@
       <w:r>
         <w:rPr>
           <w:rFonts w:ascii="Times New Roman" w:cs="Times New Roman" w:eastAsia="Times New Roman" w:hAnsi="Times New Roman"/>
-          <w:sz w:val="20"/>
-          <w:szCs w:val="20"/>
-        </w:rPr>
-        <w:t xml:space="preserve">Built physics and sensor simulation, integrating the knowledge graph to expand corpus generation.</w:t>
+          <w:b/>
+          <w:bCs/>
+          <w:sz w:val="20"/>
+          <w:szCs w:val="20"/>
+        </w:rPr>
+        <w:t xml:space="preserve">Overall Winner</w:t>
+      </w:r>
+      <w:r>
+        <w:rPr>
+          <w:rFonts w:ascii="Times New Roman" w:cs="Times New Roman" w:eastAsia="Times New Roman" w:hAnsi="Times New Roman"/>
+          <w:sz w:val="20"/>
+          <w:szCs w:val="20"/>
+        </w:rPr>
+        <w:t xml:space="preserve"> &amp; </w:t>
+      </w:r>
+      <w:r>
+        <w:rPr>
+          <w:rFonts w:ascii="Times New Roman" w:cs="Times New Roman" w:eastAsia="Times New Roman" w:hAnsi="Times New Roman"/>
+          <w:b/>
+          <w:bCs/>
+          <w:sz w:val="20"/>
+          <w:szCs w:val="20"/>
+        </w:rPr>
+        <w:t xml:space="preserve">NVIDIA Ecosystem Award</w:t>
+      </w:r>
+      <w:r>
+        <w:rPr>
+          <w:rFonts w:ascii="Times New Roman" w:cs="Times New Roman" w:eastAsia="Times New Roman" w:hAnsi="Times New Roman"/>
+          <w:sz w:val="20"/>
+          <w:szCs w:val="20"/>
+        </w:rPr>
+        <w:t xml:space="preserve">, MIT iQuHACK 2026, qualified for the NYU Abu Dhabi Quantum and AI Hackathon 2027</w:t>
+      </w:r>
+      <w:r>
+        <w:rPr>
+          <w:rFonts w:ascii="Times New Roman" w:cs="Times New Roman" w:eastAsia="Times New Roman" w:hAnsi="Times New Roman"/>
+          <w:sz w:val="20"/>
+          <w:szCs w:val="20"/>
+        </w:rPr>
+        <w:t xml:space="preserve"> · </w:t>
+      </w:r>
+      <w:r>
+        <w:rPr>
+          <w:rFonts w:ascii="Times New Roman" w:cs="Times New Roman" w:eastAsia="Times New Roman" w:hAnsi="Times New Roman"/>
+          <w:b/>
+          <w:bCs/>
+          <w:sz w:val="20"/>
+          <w:szCs w:val="20"/>
+        </w:rPr>
+        <w:t xml:space="preserve">Audience Favorite</w:t>
+      </w:r>
+      <w:r>
+        <w:rPr>
+          <w:rFonts w:ascii="Times New Roman" w:cs="Times New Roman" w:eastAsia="Times New Roman" w:hAnsi="Times New Roman"/>
+          <w:sz w:val="20"/>
+          <w:szCs w:val="20"/>
+        </w:rPr>
+        <w:t xml:space="preserve">, Harmoniqs Quantum Design 2026</w:t>
+      </w:r>
+      <w:r>
+        <w:rPr>
+          <w:rFonts w:ascii="Times New Roman" w:cs="Times New Roman" w:eastAsia="Times New Roman" w:hAnsi="Times New Roman"/>
+          <w:sz w:val="20"/>
+          <w:szCs w:val="20"/>
+        </w:rPr>
+        <w:t xml:space="preserve"> · </w:t>
+      </w:r>
+      <w:r>
+        <w:rPr>
+          <w:rFonts w:ascii="Times New Roman" w:cs="Times New Roman" w:eastAsia="Times New Roman" w:hAnsi="Times New Roman"/>
+          <w:b/>
+          <w:bCs/>
+          <w:sz w:val="20"/>
+          <w:szCs w:val="20"/>
+        </w:rPr>
+        <w:t xml:space="preserve">Runner-Up</w:t>
+      </w:r>
+      <w:r>
+        <w:rPr>
+          <w:rFonts w:ascii="Times New Roman" w:cs="Times New Roman" w:eastAsia="Times New Roman" w:hAnsi="Times New Roman"/>
+          <w:sz w:val="20"/>
+          <w:szCs w:val="20"/>
+        </w:rPr>
+        <w:t xml:space="preserve">, Qualcomm Snapdragon Hackathon 2026</w:t>
       </w:r>
     </w:p>
     <w:p>
@@ -1173,158 +1482,20 @@
       <w:r>
         <w:rPr>
           <w:rFonts w:ascii="Times New Roman" w:cs="Times New Roman" w:eastAsia="Times New Roman" w:hAnsi="Times New Roman"/>
-          <w:sz w:val="20"/>
-          <w:szCs w:val="20"/>
-        </w:rPr>
-        <w:t xml:space="preserve">Benchmarked open-weight models head to head on speed, intelligence and concurrency, speeding corpus generation 64x.</w:t>
-      </w:r>
-    </w:p>
-    <w:p>
-      <w:pPr>
-        <w:pStyle w:val="ListParagraph"/>
-        <w:numPr>
-          <w:ilvl w:val="0"/>
-          <w:numId w:val="2"/>
-        </w:numPr>
-        <w:spacing w:before="12" w:line="235" w:lineRule="exact"/>
-      </w:pPr>
-      <w:r>
-        <w:rPr>
-          <w:rFonts w:ascii="Times New Roman" w:cs="Times New Roman" w:eastAsia="Times New Roman" w:hAnsi="Times New Roman"/>
-          <w:sz w:val="20"/>
-          <w:szCs w:val="20"/>
-        </w:rPr>
-        <w:t xml:space="preserve">Bounded simulator error to 0.55% against references outside its own tests, in a report that regenerates when the physics changes.</w:t>
-      </w:r>
-    </w:p>
-    <w:p>
-      <w:pPr>
-        <w:tabs>
-          <w:tab w:val="right" w:pos="10800"/>
-        </w:tabs>
-        <w:spacing w:before="54" w:line="235" w:lineRule="exact"/>
-      </w:pPr>
-      <w:r>
-        <w:rPr>
-          <w:rFonts w:ascii="Times New Roman" w:cs="Times New Roman" w:eastAsia="Times New Roman" w:hAnsi="Times New Roman"/>
-          <w:b/>
-          <w:bCs/>
-          <w:sz w:val="20"/>
-          <w:szCs w:val="20"/>
-        </w:rPr>
-        <w:t xml:space="preserve">Highnote</w:t>
-      </w:r>
-      <w:r>
-        <w:rPr>
-          <w:rFonts w:ascii="Times New Roman" w:cs="Times New Roman" w:eastAsia="Times New Roman" w:hAnsi="Times New Roman"/>
-          <w:sz w:val="20"/>
-          <w:szCs w:val="20"/>
-        </w:rPr>
-        <w:t xml:space="preserve"> · </w:t>
-      </w:r>
-      <w:r>
-        <w:rPr>
-          <w:rFonts w:ascii="Times New Roman" w:cs="Times New Roman" w:eastAsia="Times New Roman" w:hAnsi="Times New Roman"/>
-          <w:i/>
-          <w:iCs/>
-          <w:sz w:val="20"/>
-          <w:szCs w:val="20"/>
-        </w:rPr>
-        <w:t xml:space="preserve">Cybersecurity Engineer Intern</w:t>
-      </w:r>
-      <w:r>
-        <w:tab/>
-      </w:r>
-      <w:r>
-        <w:rPr>
-          <w:rFonts w:ascii="Times New Roman" w:cs="Times New Roman" w:eastAsia="Times New Roman" w:hAnsi="Times New Roman"/>
-          <w:sz w:val="20"/>
-          <w:szCs w:val="20"/>
-        </w:rPr>
-        <w:t xml:space="preserve">May – Jul 2024</w:t>
-      </w:r>
-    </w:p>
-    <w:p>
-      <w:pPr>
-        <w:pStyle w:val="ListParagraph"/>
-        <w:numPr>
-          <w:ilvl w:val="0"/>
-          <w:numId w:val="2"/>
-        </w:numPr>
-        <w:spacing w:before="12" w:line="235" w:lineRule="exact"/>
-      </w:pPr>
-      <w:r>
-        <w:rPr>
-          <w:rFonts w:ascii="Times New Roman" w:cs="Times New Roman" w:eastAsia="Times New Roman" w:hAnsi="Times New Roman"/>
-          <w:sz w:val="20"/>
-          <w:szCs w:val="20"/>
-        </w:rPr>
-        <w:t xml:space="preserve">Designed and deployed the company-wide SIEM for a card-issuing fintech, unifying AWS, GCP, and Datadog telemetry into one Elasticsearch cluster ingesting over 1 TB/day, and wrote 100+ rule-based and ML anomaly detections.</w:t>
-      </w:r>
-    </w:p>
-    <w:p>
-      <w:pPr>
-        <w:tabs>
-          <w:tab w:val="right" w:pos="10800"/>
-        </w:tabs>
-        <w:spacing w:before="54" w:line="235" w:lineRule="exact"/>
-      </w:pPr>
-      <w:r>
-        <w:rPr>
-          <w:rFonts w:ascii="Times New Roman" w:cs="Times New Roman" w:eastAsia="Times New Roman" w:hAnsi="Times New Roman"/>
-          <w:b/>
-          <w:bCs/>
-          <w:sz w:val="20"/>
-          <w:szCs w:val="20"/>
-        </w:rPr>
-        <w:t xml:space="preserve">Mindtrip</w:t>
-      </w:r>
-      <w:r>
-        <w:rPr>
-          <w:rFonts w:ascii="Times New Roman" w:cs="Times New Roman" w:eastAsia="Times New Roman" w:hAnsi="Times New Roman"/>
-          <w:sz w:val="20"/>
-          <w:szCs w:val="20"/>
-        </w:rPr>
-        <w:t xml:space="preserve"> · </w:t>
-      </w:r>
-      <w:r>
-        <w:rPr>
-          <w:rFonts w:ascii="Times New Roman" w:cs="Times New Roman" w:eastAsia="Times New Roman" w:hAnsi="Times New Roman"/>
-          <w:i/>
-          <w:iCs/>
-          <w:sz w:val="20"/>
-          <w:szCs w:val="20"/>
-        </w:rPr>
-        <w:t xml:space="preserve">Software Engineer Intern</w:t>
-      </w:r>
-      <w:r>
-        <w:tab/>
-      </w:r>
-      <w:r>
-        <w:rPr>
-          <w:rFonts w:ascii="Times New Roman" w:cs="Times New Roman" w:eastAsia="Times New Roman" w:hAnsi="Times New Roman"/>
-          <w:sz w:val="20"/>
-          <w:szCs w:val="20"/>
-        </w:rPr>
-        <w:t xml:space="preserve">May – Jul 2023</w:t>
-      </w:r>
-    </w:p>
-    <w:p>
-      <w:pPr>
-        <w:pStyle w:val="ListParagraph"/>
-        <w:numPr>
-          <w:ilvl w:val="0"/>
-          <w:numId w:val="2"/>
-        </w:numPr>
-        <w:spacing w:before="12" w:line="235" w:lineRule="exact"/>
-      </w:pPr>
-      <w:r>
-        <w:rPr>
-          <w:rFonts w:ascii="Times New Roman" w:cs="Times New Roman" w:eastAsia="Times New Roman" w:hAnsi="Times New Roman"/>
-          <w:sz w:val="20"/>
-          <w:szCs w:val="20"/>
-        </w:rPr>
-        <w:t xml:space="preserve">Built internal admin and secure-query tooling in JavaScript and Rails via Retool, saving roughly 250 engineering hours a month.</w:t>
+          <w:b/>
+          <w:bCs/>
+          <w:sz w:val="20"/>
+          <w:szCs w:val="20"/>
+        </w:rPr>
+        <w:t xml:space="preserve">Graduate Lead</w:t>
+      </w:r>
+      <w:r>
+        <w:rPr>
+          <w:rFonts w:ascii="Times New Roman" w:cs="Times New Roman" w:eastAsia="Times New Roman" w:hAnsi="Times New Roman"/>
+          <w:sz w:val="20"/>
+          <w:szCs w:val="20"/>
+        </w:rPr>
+        <w:t xml:space="preserve">, Columbia Quantum Algorithms Reading Group: weekly sessions through all 33 chapters of Andrew Childs' notes.</w:t>
       </w:r>
     </w:p>
     <w:p>
@@ -1343,151 +1514,6 @@
           <w:sz w:val="21"/>
           <w:szCs w:val="21"/>
         </w:rPr>
-        <w:t xml:space="preserve">COMPETITIONS &amp; LEADERSHIP</w:t>
-      </w:r>
-    </w:p>
-    <w:p>
-      <w:pPr>
-        <w:pStyle w:val="ListParagraph"/>
-        <w:numPr>
-          <w:ilvl w:val="0"/>
-          <w:numId w:val="2"/>
-        </w:numPr>
-        <w:spacing w:before="12" w:line="235" w:lineRule="exact"/>
-      </w:pPr>
-      <w:r>
-        <w:rPr>
-          <w:rFonts w:ascii="Times New Roman" w:cs="Times New Roman" w:eastAsia="Times New Roman" w:hAnsi="Times New Roman"/>
-          <w:b/>
-          <w:bCs/>
-          <w:sz w:val="20"/>
-          <w:szCs w:val="20"/>
-        </w:rPr>
-        <w:t xml:space="preserve">Overall Winner</w:t>
-      </w:r>
-      <w:r>
-        <w:rPr>
-          <w:rFonts w:ascii="Times New Roman" w:cs="Times New Roman" w:eastAsia="Times New Roman" w:hAnsi="Times New Roman"/>
-          <w:sz w:val="20"/>
-          <w:szCs w:val="20"/>
-        </w:rPr>
-        <w:t xml:space="preserve"> &amp; </w:t>
-      </w:r>
-      <w:r>
-        <w:rPr>
-          <w:rFonts w:ascii="Times New Roman" w:cs="Times New Roman" w:eastAsia="Times New Roman" w:hAnsi="Times New Roman"/>
-          <w:b/>
-          <w:bCs/>
-          <w:sz w:val="20"/>
-          <w:szCs w:val="20"/>
-        </w:rPr>
-        <w:t xml:space="preserve">NVIDIA Ecosystem Award</w:t>
-      </w:r>
-      <w:r>
-        <w:rPr>
-          <w:rFonts w:ascii="Times New Roman" w:cs="Times New Roman" w:eastAsia="Times New Roman" w:hAnsi="Times New Roman"/>
-          <w:sz w:val="20"/>
-          <w:szCs w:val="20"/>
-        </w:rPr>
-        <w:t xml:space="preserve">, MIT iQuHACK 2026, qualified for the NYU Abu Dhabi Quantum and AI Hackathon 2027</w:t>
-      </w:r>
-      <w:r>
-        <w:rPr>
-          <w:rFonts w:ascii="Times New Roman" w:cs="Times New Roman" w:eastAsia="Times New Roman" w:hAnsi="Times New Roman"/>
-          <w:sz w:val="20"/>
-          <w:szCs w:val="20"/>
-        </w:rPr>
-        <w:t xml:space="preserve"> · </w:t>
-      </w:r>
-      <w:r>
-        <w:rPr>
-          <w:rFonts w:ascii="Times New Roman" w:cs="Times New Roman" w:eastAsia="Times New Roman" w:hAnsi="Times New Roman"/>
-          <w:b/>
-          <w:bCs/>
-          <w:sz w:val="20"/>
-          <w:szCs w:val="20"/>
-        </w:rPr>
-        <w:t xml:space="preserve">Audience Favorite</w:t>
-      </w:r>
-      <w:r>
-        <w:rPr>
-          <w:rFonts w:ascii="Times New Roman" w:cs="Times New Roman" w:eastAsia="Times New Roman" w:hAnsi="Times New Roman"/>
-          <w:sz w:val="20"/>
-          <w:szCs w:val="20"/>
-        </w:rPr>
-        <w:t xml:space="preserve">, Harmoniqs Quantum Design 2026</w:t>
-      </w:r>
-      <w:r>
-        <w:rPr>
-          <w:rFonts w:ascii="Times New Roman" w:cs="Times New Roman" w:eastAsia="Times New Roman" w:hAnsi="Times New Roman"/>
-          <w:sz w:val="20"/>
-          <w:szCs w:val="20"/>
-        </w:rPr>
-        <w:t xml:space="preserve"> · </w:t>
-      </w:r>
-      <w:r>
-        <w:rPr>
-          <w:rFonts w:ascii="Times New Roman" w:cs="Times New Roman" w:eastAsia="Times New Roman" w:hAnsi="Times New Roman"/>
-          <w:b/>
-          <w:bCs/>
-          <w:sz w:val="20"/>
-          <w:szCs w:val="20"/>
-        </w:rPr>
-        <w:t xml:space="preserve">Runner-Up</w:t>
-      </w:r>
-      <w:r>
-        <w:rPr>
-          <w:rFonts w:ascii="Times New Roman" w:cs="Times New Roman" w:eastAsia="Times New Roman" w:hAnsi="Times New Roman"/>
-          <w:sz w:val="20"/>
-          <w:szCs w:val="20"/>
-        </w:rPr>
-        <w:t xml:space="preserve">, Qualcomm Snapdragon Hackathon 2026</w:t>
-      </w:r>
-    </w:p>
-    <w:p>
-      <w:pPr>
-        <w:pStyle w:val="ListParagraph"/>
-        <w:numPr>
-          <w:ilvl w:val="0"/>
-          <w:numId w:val="2"/>
-        </w:numPr>
-        <w:spacing w:before="12" w:line="235" w:lineRule="exact"/>
-      </w:pPr>
-      <w:r>
-        <w:rPr>
-          <w:rFonts w:ascii="Times New Roman" w:cs="Times New Roman" w:eastAsia="Times New Roman" w:hAnsi="Times New Roman"/>
-          <w:b/>
-          <w:bCs/>
-          <w:sz w:val="20"/>
-          <w:szCs w:val="20"/>
-        </w:rPr>
-        <w:t xml:space="preserve">Graduate Lead</w:t>
-      </w:r>
-      <w:r>
-        <w:rPr>
-          <w:rFonts w:ascii="Times New Roman" w:cs="Times New Roman" w:eastAsia="Times New Roman" w:hAnsi="Times New Roman"/>
-          <w:sz w:val="20"/>
-          <w:szCs w:val="20"/>
-        </w:rPr>
-        <w:t xml:space="preserve">, Columbia Quantum Algorithms Reading Group: weekly sessions through all 33 chapters of Andrew Childs' notes.</w:t>
-      </w:r>
-    </w:p>
-    <w:p>
-      <w:pPr>
-        <w:pBdr>
-          <w:bottom w:val="single" w:color="000000" w:sz="6" w:space="1"/>
-        </w:pBdr>
-        <w:spacing w:after="16" w:before="100" w:line="235" w:lineRule="exact"/>
-      </w:pPr>
-      <w:r>
-        <w:rPr>
-          <w:rFonts w:ascii="Times New Roman" w:cs="Times New Roman" w:eastAsia="Times New Roman" w:hAnsi="Times New Roman"/>
-          <w:b/>
-          <w:bCs/>
-          <w:spacing w:val="16"/>
-          <w:sz w:val="21"/>
-          <w:szCs w:val="21"/>
-        </w:rPr>
         <w:t xml:space="preserve">SKILLS</w:t>
       </w:r>
     </w:p>
@@ -1536,7 +1562,7 @@
           <w:sz w:val="20"/>
           <w:szCs w:val="20"/>
         </w:rPr>
-        <w:t xml:space="preserve">Hamiltonian simulation, phase and amplitude estimation, QSVT and block encoding, VQE, QAOA · surface codes, stabilizer formalism, MWPM and Union-Find decoding, threshold estimation, noise modeling</w:t>
+        <w:t xml:space="preserve">Hamiltonian simulation, phase and amplitude estimation, QSVT and block encoding, VQE, QAOA · surface codes, stabilizer formalism, MWPM and Union-Find decoding, threshold estimation, noise modeling, lattice surgery</w:t>
       </w:r>
     </w:p>
     <w:p>

--- a/resume/jaspersands_resume.docx
+++ b/resume/jaspersands_resume.docx
@@ -32,7 +32,7 @@
         </w:rPr>
         <w:t xml:space="preserve">Palo Alto, CA | +1 (650) 924-8429 | </w:t>
       </w:r>
-      <w:hyperlink w:history="1" r:id="rIdidgghvlsqlzl3vulwnf8n">
+      <w:hyperlink w:history="1" r:id="rIdblkcawvk6hpk_qoil5wvb">
         <w:r>
           <w:rPr>
             <w:rFonts w:ascii="Times New Roman" w:cs="Times New Roman" w:eastAsia="Times New Roman" w:hAnsi="Times New Roman"/>
@@ -50,7 +50,7 @@
         </w:rPr>
         <w:t xml:space="preserve"> | </w:t>
       </w:r>
-      <w:hyperlink w:history="1" r:id="rIdkmw_ncbanzi9ryvvyse9a">
+      <w:hyperlink w:history="1" r:id="rIdxettoj2shzvktrwwlewxl">
         <w:r>
           <w:rPr>
             <w:rFonts w:ascii="Times New Roman" w:cs="Times New Roman" w:eastAsia="Times New Roman" w:hAnsi="Times New Roman"/>
@@ -68,7 +68,7 @@
         </w:rPr>
         <w:t xml:space="preserve"> | </w:t>
       </w:r>
-      <w:hyperlink w:history="1" r:id="rId_tin4hxamhgeqcio5v_wx">
+      <w:hyperlink w:history="1" r:id="rId_s7vimouqfykjxxpzfftd">
         <w:r>
           <w:rPr>
             <w:rFonts w:ascii="Times New Roman" w:cs="Times New Roman" w:eastAsia="Times New Roman" w:hAnsi="Times New Roman"/>
@@ -86,7 +86,7 @@
         </w:rPr>
         <w:t xml:space="preserve"> | </w:t>
       </w:r>
-      <w:hyperlink w:history="1" r:id="rId18ucnucguozcvn7shc5gi">
+      <w:hyperlink w:history="1" r:id="rIdayzn0ucoznaxhfvuvz-zo">
         <w:r>
           <w:rPr>
             <w:rFonts w:ascii="Times New Roman" w:cs="Times New Roman" w:eastAsia="Times New Roman" w:hAnsi="Times New Roman"/>
@@ -108,7 +108,7 @@
           <w:sz w:val="20"/>
           <w:szCs w:val="20"/>
         </w:rPr>
-        <w:t xml:space="preserve">Quantum error correction, quantum algorithms, and machine learning for quantum-device characterization. MS in Computer Science at Columbia. Thesis at Diraq and UNSW Sydney on automating silicon spin qubit measurement.</w:t>
+        <w:t xml:space="preserve">Quantum error correction, fault-tolerant quantum algorithms, and machine learning for quantum-device characterization. MS in Computer Science at Columbia. Thesis at Diraq and UNSW Sydney on automating silicon spin qubit measurement.</w:t>
       </w:r>
     </w:p>
     <w:p>
@@ -427,9 +427,276 @@
         <w:tabs>
           <w:tab w:val="right" w:pos="10800"/>
         </w:tabs>
-        <w:spacing w:before="0" w:line="235" w:lineRule="exact"/>
-      </w:pPr>
-      <w:hyperlink w:history="1" r:id="rIdkrxj40tja8n4z3byrkxqc">
+        <w:spacing w:before="42" w:line="235" w:lineRule="exact"/>
+      </w:pPr>
+      <w:hyperlink w:history="1" r:id="rIdfehzwl8j06mowslqvlj2l">
+        <w:r>
+          <w:rPr>
+            <w:rFonts w:ascii="Times New Roman" w:cs="Times New Roman" w:eastAsia="Times New Roman" w:hAnsi="Times New Roman"/>
+            <w:b/>
+            <w:bCs/>
+            <w:sz w:val="20"/>
+            <w:szCs w:val="20"/>
+          </w:rPr>
+          <w:t xml:space="preserve">stabilizer-qec</w:t>
+        </w:r>
+      </w:hyperlink>
+      <w:r>
+        <w:rPr>
+          <w:rFonts w:ascii="Times New Roman" w:cs="Times New Roman" w:eastAsia="Times New Roman" w:hAnsi="Times New Roman"/>
+          <w:sz w:val="20"/>
+          <w:szCs w:val="20"/>
+        </w:rPr>
+        <w:t xml:space="preserve">: surface-code simulator and decoder</w:t>
+      </w:r>
+      <w:r>
+        <w:rPr>
+          <w:rFonts w:ascii="Times New Roman" w:cs="Times New Roman" w:eastAsia="Times New Roman" w:hAnsi="Times New Roman"/>
+          <w:sz w:val="20"/>
+          <w:szCs w:val="20"/>
+        </w:rPr>
+        <w:t xml:space="preserve"> · </w:t>
+      </w:r>
+      <w:r>
+        <w:rPr>
+          <w:rFonts w:ascii="Times New Roman" w:cs="Times New Roman" w:eastAsia="Times New Roman" w:hAnsi="Times New Roman"/>
+          <w:i/>
+          <w:iCs/>
+          <w:sz w:val="20"/>
+          <w:szCs w:val="20"/>
+        </w:rPr>
+        <w:t xml:space="preserve">Rust, Python, WebAssembly</w:t>
+      </w:r>
+      <w:r>
+        <w:tab/>
+      </w:r>
+      <w:hyperlink w:history="1" r:id="rIdfzhvdodelgoqxc0jqbd7p">
+        <w:r>
+          <w:rPr>
+            <w:rFonts w:ascii="Times New Roman" w:cs="Times New Roman" w:eastAsia="Times New Roman" w:hAnsi="Times New Roman"/>
+            <w:sz w:val="20"/>
+            <w:szCs w:val="20"/>
+          </w:rPr>
+          <w:t xml:space="preserve">qcompiler.jaspersands.com</w:t>
+        </w:r>
+      </w:hyperlink>
+    </w:p>
+    <w:p>
+      <w:pPr>
+        <w:pStyle w:val="ListParagraph"/>
+        <w:numPr>
+          <w:ilvl w:val="0"/>
+          <w:numId w:val="2"/>
+        </w:numPr>
+        <w:spacing w:before="12" w:line="235" w:lineRule="exact"/>
+      </w:pPr>
+      <w:r>
+        <w:rPr>
+          <w:rFonts w:ascii="Times New Roman" w:cs="Times New Roman" w:eastAsia="Times New Roman" w:hAnsi="Times New Roman"/>
+          <w:sz w:val="20"/>
+          <w:szCs w:val="20"/>
+        </w:rPr>
+        <w:t xml:space="preserve">Circuit-level simulator and decoders for surface, XZZX and IBM gross codes; matches Stim and PyMatching shot for shot.</w:t>
+      </w:r>
+    </w:p>
+    <w:p>
+      <w:pPr>
+        <w:pStyle w:val="ListParagraph"/>
+        <w:numPr>
+          <w:ilvl w:val="0"/>
+          <w:numId w:val="2"/>
+        </w:numPr>
+        <w:spacing w:before="12" w:line="235" w:lineRule="exact"/>
+      </w:pPr>
+      <w:r>
+        <w:rPr>
+          <w:rFonts w:ascii="Times New Roman" w:cs="Times New Roman" w:eastAsia="Times New Roman" w:hAnsi="Times New Roman"/>
+          <w:sz w:val="20"/>
+          <w:szCs w:val="20"/>
+        </w:rPr>
+        <w:t xml:space="preserve">Rebuilt Google's Willow and Sycamore experiments (27.5M shots) from raw measurements bit for bit and fitted Λ as Google does.</w:t>
+      </w:r>
+    </w:p>
+    <w:p>
+      <w:pPr>
+        <w:tabs>
+          <w:tab w:val="right" w:pos="10800"/>
+        </w:tabs>
+        <w:spacing w:before="54" w:line="235" w:lineRule="exact"/>
+      </w:pPr>
+      <w:hyperlink w:history="1" r:id="rIddpl5kfo07re3ok5jbulp8">
+        <w:r>
+          <w:rPr>
+            <w:rFonts w:ascii="Times New Roman" w:cs="Times New Roman" w:eastAsia="Times New Roman" w:hAnsi="Times New Roman"/>
+            <w:b/>
+            <w:bCs/>
+            <w:sz w:val="20"/>
+            <w:szCs w:val="20"/>
+          </w:rPr>
+          <w:t xml:space="preserve">ft-algorithms</w:t>
+        </w:r>
+      </w:hyperlink>
+      <w:r>
+        <w:rPr>
+          <w:rFonts w:ascii="Times New Roman" w:cs="Times New Roman" w:eastAsia="Times New Roman" w:hAnsi="Times New Roman"/>
+          <w:sz w:val="20"/>
+          <w:szCs w:val="20"/>
+        </w:rPr>
+        <w:t xml:space="preserve">: algorithms on a simulated fault-tolerant quantum computer</w:t>
+      </w:r>
+      <w:r>
+        <w:rPr>
+          <w:rFonts w:ascii="Times New Roman" w:cs="Times New Roman" w:eastAsia="Times New Roman" w:hAnsi="Times New Roman"/>
+          <w:sz w:val="20"/>
+          <w:szCs w:val="20"/>
+        </w:rPr>
+        <w:t xml:space="preserve"> · </w:t>
+      </w:r>
+      <w:r>
+        <w:rPr>
+          <w:rFonts w:ascii="Times New Roman" w:cs="Times New Roman" w:eastAsia="Times New Roman" w:hAnsi="Times New Roman"/>
+          <w:i/>
+          <w:iCs/>
+          <w:sz w:val="20"/>
+          <w:szCs w:val="20"/>
+        </w:rPr>
+        <w:t xml:space="preserve">Rust, Python</w:t>
+      </w:r>
+      <w:r>
+        <w:tab/>
+      </w:r>
+      <w:hyperlink w:history="1" r:id="rIdmr5wzwxhfh_1cqygxqbiw">
+        <w:r>
+          <w:rPr>
+            <w:rFonts w:ascii="Times New Roman" w:cs="Times New Roman" w:eastAsia="Times New Roman" w:hAnsi="Times New Roman"/>
+            <w:sz w:val="20"/>
+            <w:szCs w:val="20"/>
+          </w:rPr>
+          <w:t xml:space="preserve">ft.jaspersands.com</w:t>
+        </w:r>
+      </w:hyperlink>
+    </w:p>
+    <w:p>
+      <w:pPr>
+        <w:pStyle w:val="ListParagraph"/>
+        <w:numPr>
+          <w:ilvl w:val="0"/>
+          <w:numId w:val="2"/>
+        </w:numPr>
+        <w:spacing w:before="12" w:line="235" w:lineRule="exact"/>
+      </w:pPr>
+      <w:r>
+        <w:rPr>
+          <w:rFonts w:ascii="Times New Roman" w:cs="Times New Roman" w:eastAsia="Times New Roman" w:hAnsi="Times New Roman"/>
+          <w:sz w:val="20"/>
+          <w:szCs w:val="20"/>
+        </w:rPr>
+        <w:t xml:space="preserve">Runs Shor (N ≤ 143) and H₂/LiH phase estimation on a lattice-surgery machine fitted to 316 circuit-level QEC experiments.</w:t>
+      </w:r>
+    </w:p>
+    <w:p>
+      <w:pPr>
+        <w:pStyle w:val="ListParagraph"/>
+        <w:numPr>
+          <w:ilvl w:val="0"/>
+          <w:numId w:val="2"/>
+        </w:numPr>
+        <w:spacing w:before="12" w:line="235" w:lineRule="exact"/>
+      </w:pPr>
+      <w:r>
+        <w:rPr>
+          <w:rFonts w:ascii="Times New Roman" w:cs="Times New Roman" w:eastAsia="Times New Roman" w:hAnsi="Times New Roman"/>
+          <w:sz w:val="20"/>
+          <w:szCs w:val="20"/>
+        </w:rPr>
+        <w:t xml:space="preserve">Reproduces Gidney's 2025 RSA-2048 distance (d = 25) under his noise projection; measured noise needs d = 27–29.</w:t>
+      </w:r>
+    </w:p>
+    <w:p>
+      <w:pPr>
+        <w:tabs>
+          <w:tab w:val="right" w:pos="10800"/>
+        </w:tabs>
+        <w:spacing w:before="54" w:line="235" w:lineRule="exact"/>
+      </w:pPr>
+      <w:hyperlink w:history="1" r:id="rIdrhctlyxyc7emakhjsurew">
+        <w:r>
+          <w:rPr>
+            <w:rFonts w:ascii="Times New Roman" w:cs="Times New Roman" w:eastAsia="Times New Roman" w:hAnsi="Times New Roman"/>
+            <w:b/>
+            <w:bCs/>
+            <w:sz w:val="20"/>
+            <w:szCs w:val="20"/>
+          </w:rPr>
+          <w:t xml:space="preserve">Q-Search</w:t>
+        </w:r>
+      </w:hyperlink>
+      <w:r>
+        <w:rPr>
+          <w:rFonts w:ascii="Times New Roman" w:cs="Times New Roman" w:eastAsia="Times New Roman" w:hAnsi="Times New Roman"/>
+          <w:sz w:val="20"/>
+          <w:szCs w:val="20"/>
+        </w:rPr>
+        <w:t xml:space="preserve">: proof-gated quantum algorithm research and verification engine</w:t>
+      </w:r>
+      <w:r>
+        <w:tab/>
+      </w:r>
+      <w:hyperlink w:history="1" r:id="rIds9_smdszcx6pajyxn8edp">
+        <w:r>
+          <w:rPr>
+            <w:rFonts w:ascii="Times New Roman" w:cs="Times New Roman" w:eastAsia="Times New Roman" w:hAnsi="Times New Roman"/>
+            <w:sz w:val="20"/>
+            <w:szCs w:val="20"/>
+          </w:rPr>
+          <w:t xml:space="preserve">qsearch.jaspersands.com</w:t>
+        </w:r>
+      </w:hyperlink>
+    </w:p>
+    <w:p>
+      <w:pPr>
+        <w:pStyle w:val="ListParagraph"/>
+        <w:numPr>
+          <w:ilvl w:val="0"/>
+          <w:numId w:val="2"/>
+        </w:numPr>
+        <w:spacing w:before="12" w:line="235" w:lineRule="exact"/>
+      </w:pPr>
+      <w:r>
+        <w:rPr>
+          <w:rFonts w:ascii="Times New Roman" w:cs="Times New Roman" w:eastAsia="Times New Roman" w:hAnsi="Times New Roman"/>
+          <w:sz w:val="20"/>
+          <w:szCs w:val="20"/>
+        </w:rPr>
+        <w:t xml:space="preserve">Automated search for structural quantum advantage on non-abelian HSP, dihedral coset, and linear code equivalence problems.</w:t>
+      </w:r>
+    </w:p>
+    <w:p>
+      <w:pPr>
+        <w:pStyle w:val="ListParagraph"/>
+        <w:numPr>
+          <w:ilvl w:val="0"/>
+          <w:numId w:val="2"/>
+        </w:numPr>
+        <w:spacing w:before="12" w:line="235" w:lineRule="exact"/>
+      </w:pPr>
+      <w:r>
+        <w:rPr>
+          <w:rFonts w:ascii="Times New Roman" w:cs="Times New Roman" w:eastAsia="Times New Roman" w:hAnsi="Times New Roman"/>
+          <w:sz w:val="20"/>
+          <w:szCs w:val="20"/>
+        </w:rPr>
+        <w:t xml:space="preserve">Formal proof gates test each mechanism against 1,200+ classical baselines across 720+ theorem modules, indexing negative results.</w:t>
+      </w:r>
+    </w:p>
+    <w:p>
+      <w:pPr>
+        <w:tabs>
+          <w:tab w:val="right" w:pos="10800"/>
+        </w:tabs>
+        <w:spacing w:before="54" w:line="235" w:lineRule="exact"/>
+      </w:pPr>
+      <w:hyperlink w:history="1" r:id="rIdukoe4v0xdysj8loe_rkir">
         <w:r>
           <w:rPr>
             <w:rFonts w:ascii="Times New Roman" w:cs="Times New Roman" w:eastAsia="Times New Roman" w:hAnsi="Times New Roman"/>
@@ -476,7 +743,7 @@
           <w:sz w:val="20"/>
           <w:szCs w:val="20"/>
         </w:rPr>
-        <w:t xml:space="preserve"/>
+        <w:t xml:space="preserve">MIT iQuHACK 2026</w:t>
       </w:r>
     </w:p>
     <w:p>
@@ -517,30 +784,39 @@
     </w:p>
     <w:p>
       <w:pPr>
+        <w:pBdr>
+          <w:bottom w:val="single" w:color="000000" w:sz="6" w:space="1"/>
+        </w:pBdr>
+        <w:spacing w:after="16" w:before="100" w:line="235" w:lineRule="exact"/>
+      </w:pPr>
+      <w:r>
+        <w:rPr>
+          <w:rFonts w:ascii="Times New Roman" w:cs="Times New Roman" w:eastAsia="Times New Roman" w:hAnsi="Times New Roman"/>
+          <w:b/>
+          <w:bCs/>
+          <w:spacing w:val="16"/>
+          <w:sz w:val="21"/>
+          <w:szCs w:val="21"/>
+        </w:rPr>
+        <w:t xml:space="preserve">RESEARCH</w:t>
+      </w:r>
+    </w:p>
+    <w:p>
+      <w:pPr>
         <w:tabs>
           <w:tab w:val="right" w:pos="10800"/>
         </w:tabs>
-        <w:spacing w:before="54" w:line="235" w:lineRule="exact"/>
-      </w:pPr>
-      <w:hyperlink w:history="1" r:id="rIdqcc6zugkipr4ajqgoo3u9">
-        <w:r>
-          <w:rPr>
-            <w:rFonts w:ascii="Times New Roman" w:cs="Times New Roman" w:eastAsia="Times New Roman" w:hAnsi="Times New Roman"/>
-            <w:b/>
-            <w:bCs/>
-            <w:sz w:val="20"/>
-            <w:szCs w:val="20"/>
-          </w:rPr>
-          <w:t xml:space="preserve">WASM QEC Simulator</w:t>
-        </w:r>
-      </w:hyperlink>
-      <w:r>
-        <w:rPr>
-          <w:rFonts w:ascii="Times New Roman" w:cs="Times New Roman" w:eastAsia="Times New Roman" w:hAnsi="Times New Roman"/>
-          <w:sz w:val="20"/>
-          <w:szCs w:val="20"/>
-        </w:rPr>
-        <w:t xml:space="preserve">: surface-code decoding in the browser</w:t>
+        <w:spacing w:before="42" w:line="235" w:lineRule="exact"/>
+      </w:pPr>
+      <w:r>
+        <w:rPr>
+          <w:rFonts w:ascii="Times New Roman" w:cs="Times New Roman" w:eastAsia="Times New Roman" w:hAnsi="Times New Roman"/>
+          <w:b/>
+          <w:bCs/>
+          <w:sz w:val="20"/>
+          <w:szCs w:val="20"/>
+        </w:rPr>
+        <w:t xml:space="preserve">Diraq / UNSW Sydney</w:t>
       </w:r>
       <w:r>
         <w:rPr>
@@ -558,21 +834,19 @@
           <w:sz w:val="20"/>
           <w:szCs w:val="20"/>
         </w:rPr>
-        <w:t xml:space="preserve">Rust, WebAssembly</w:t>
+        <w:t xml:space="preserve">MS Thesis Research</w:t>
       </w:r>
       <w:r>
         <w:tab/>
       </w:r>
-      <w:hyperlink w:history="1" r:id="rIdfpnjeqfsqi_uvaay2pacs">
-        <w:r>
-          <w:rPr>
-            <w:rFonts w:ascii="Times New Roman" w:cs="Times New Roman" w:eastAsia="Times New Roman" w:hAnsi="Times New Roman"/>
-            <w:sz w:val="20"/>
-            <w:szCs w:val="20"/>
-          </w:rPr>
-          <w:t xml:space="preserve">qcompiler.jaspersands.com</w:t>
-        </w:r>
-      </w:hyperlink>
+      <w:r>
+        <w:rPr>
+          <w:rFonts w:ascii="Times New Roman" w:cs="Times New Roman" w:eastAsia="Times New Roman" w:hAnsi="Times New Roman"/>
+          <w:sz w:val="20"/>
+          <w:szCs w:val="20"/>
+        </w:rPr>
+        <w:t xml:space="preserve">Sep 2026 – May 2027</w:t>
+      </w:r>
     </w:p>
     <w:p>
       <w:pPr>
@@ -589,7 +863,7 @@
           <w:sz w:val="20"/>
           <w:szCs w:val="20"/>
         </w:rPr>
-        <w:t xml:space="preserve">Symplectic stabilizer simulator for rotated and XZZX surface codes, with exact MWPM and Union-Find decoding client-side.</w:t>
+        <w:t xml:space="preserve">Automating silicon spin qubit characterization under Dr. Nard Dumoulin Stuyck, replacing manual tuning and interpretation.</w:t>
       </w:r>
     </w:p>
     <w:p>
@@ -607,7 +881,7 @@
           <w:sz w:val="20"/>
           <w:szCs w:val="20"/>
         </w:rPr>
-        <w:t xml:space="preserve">Finite-size scaling puts the threshold at 3.2% with MWPM, 2.7% with Union-Find, and 14.7% under code-capacity noise.</w:t>
+        <w:t xml:space="preserve">Acquiring charge measurements from cryogenic probing, and classifying device states against what an expert would call by hand.</w:t>
       </w:r>
     </w:p>
     <w:p>
@@ -617,39 +891,53 @@
         </w:tabs>
         <w:spacing w:before="54" w:line="235" w:lineRule="exact"/>
       </w:pPr>
-      <w:hyperlink w:history="1" r:id="rIdis3pynkp9hnn9qkpc_v7x">
-        <w:r>
-          <w:rPr>
-            <w:rFonts w:ascii="Times New Roman" w:cs="Times New Roman" w:eastAsia="Times New Roman" w:hAnsi="Times New Roman"/>
-            <w:b/>
-            <w:bCs/>
-            <w:sz w:val="20"/>
-            <w:szCs w:val="20"/>
-          </w:rPr>
-          <w:t xml:space="preserve">Q-Search</w:t>
-        </w:r>
-      </w:hyperlink>
-      <w:r>
-        <w:rPr>
-          <w:rFonts w:ascii="Times New Roman" w:cs="Times New Roman" w:eastAsia="Times New Roman" w:hAnsi="Times New Roman"/>
-          <w:sz w:val="20"/>
-          <w:szCs w:val="20"/>
-        </w:rPr>
-        <w:t xml:space="preserve">: proof-gated quantum algorithm research and verification engine</w:t>
+      <w:r>
+        <w:rPr>
+          <w:rFonts w:ascii="Times New Roman" w:cs="Times New Roman" w:eastAsia="Times New Roman" w:hAnsi="Times New Roman"/>
+          <w:b/>
+          <w:bCs/>
+          <w:sz w:val="20"/>
+          <w:szCs w:val="20"/>
+        </w:rPr>
+        <w:t xml:space="preserve">Cidon Systems Research Lab</w:t>
+      </w:r>
+      <w:r>
+        <w:rPr>
+          <w:rFonts w:ascii="Times New Roman" w:cs="Times New Roman" w:eastAsia="Times New Roman" w:hAnsi="Times New Roman"/>
+          <w:sz w:val="20"/>
+          <w:szCs w:val="20"/>
+        </w:rPr>
+        <w:t xml:space="preserve">, Columbia University</w:t>
+      </w:r>
+      <w:r>
+        <w:rPr>
+          <w:rFonts w:ascii="Times New Roman" w:cs="Times New Roman" w:eastAsia="Times New Roman" w:hAnsi="Times New Roman"/>
+          <w:sz w:val="20"/>
+          <w:szCs w:val="20"/>
+        </w:rPr>
+        <w:t xml:space="preserve"> · </w:t>
+      </w:r>
+      <w:r>
+        <w:rPr>
+          <w:rFonts w:ascii="Times New Roman" w:cs="Times New Roman" w:eastAsia="Times New Roman" w:hAnsi="Times New Roman"/>
+          <w:i/>
+          <w:iCs/>
+          <w:sz w:val="20"/>
+          <w:szCs w:val="20"/>
+        </w:rPr>
+        <w:t xml:space="preserve">Graduate Researcher</w:t>
       </w:r>
       <w:r>
         <w:tab/>
       </w:r>
-      <w:hyperlink w:history="1" r:id="rId8xxvsbqsmdygebtl0evs3">
-        <w:r>
-          <w:rPr>
-            <w:rFonts w:ascii="Times New Roman" w:cs="Times New Roman" w:eastAsia="Times New Roman" w:hAnsi="Times New Roman"/>
-            <w:sz w:val="20"/>
-            <w:szCs w:val="20"/>
-          </w:rPr>
-          <w:t xml:space="preserve">qsearch.jaspersands.com</w:t>
-        </w:r>
-      </w:hyperlink>
+      <w:r>
+        <w:rPr>
+          <w:rFonts w:ascii="Times New Roman" w:cs="Times New Roman" w:eastAsia="Times New Roman" w:hAnsi="Times New Roman"/>
+          <w:sz w:val="20"/>
+          <w:szCs w:val="20"/>
+        </w:rPr>
+        <w:t xml:space="preserve">Sep 2025 – Jun 2026</w:t>
+      </w:r>
     </w:p>
     <w:p>
       <w:pPr>
@@ -666,7 +954,62 @@
           <w:sz w:val="20"/>
           <w:szCs w:val="20"/>
         </w:rPr>
-        <w:t xml:space="preserve">Automated search for structural quantum advantage on non-abelian HSP, dihedral coset, and linear code equivalence problems.</w:t>
+        <w:t xml:space="preserve">Built phishing and spam detection with Dr. Asaf Cidon and Barracuda Networks from LLM embeddings and email telemetry.</w:t>
+      </w:r>
+    </w:p>
+    <w:p>
+      <w:pPr>
+        <w:tabs>
+          <w:tab w:val="right" w:pos="10800"/>
+        </w:tabs>
+        <w:spacing w:before="54" w:line="235" w:lineRule="exact"/>
+      </w:pPr>
+      <w:r>
+        <w:rPr>
+          <w:rFonts w:ascii="Times New Roman" w:cs="Times New Roman" w:eastAsia="Times New Roman" w:hAnsi="Times New Roman"/>
+          <w:b/>
+          <w:bCs/>
+          <w:sz w:val="20"/>
+          <w:szCs w:val="20"/>
+        </w:rPr>
+        <w:t xml:space="preserve">Complex Resilient Intelligent Systems Lab</w:t>
+      </w:r>
+      <w:r>
+        <w:rPr>
+          <w:rFonts w:ascii="Times New Roman" w:cs="Times New Roman" w:eastAsia="Times New Roman" w:hAnsi="Times New Roman"/>
+          <w:sz w:val="20"/>
+          <w:szCs w:val="20"/>
+        </w:rPr>
+        <w:t xml:space="preserve">, Columbia University</w:t>
+      </w:r>
+      <w:r>
+        <w:rPr>
+          <w:rFonts w:ascii="Times New Roman" w:cs="Times New Roman" w:eastAsia="Times New Roman" w:hAnsi="Times New Roman"/>
+          <w:sz w:val="20"/>
+          <w:szCs w:val="20"/>
+        </w:rPr>
+        <w:t xml:space="preserve"> · </w:t>
+      </w:r>
+      <w:r>
+        <w:rPr>
+          <w:rFonts w:ascii="Times New Roman" w:cs="Times New Roman" w:eastAsia="Times New Roman" w:hAnsi="Times New Roman"/>
+          <w:i/>
+          <w:iCs/>
+          <w:sz w:val="20"/>
+          <w:szCs w:val="20"/>
+        </w:rPr>
+        <w:t xml:space="preserve">Graduate Researcher</w:t>
+      </w:r>
+      <w:r>
+        <w:tab/>
+      </w:r>
+      <w:r>
+        <w:rPr>
+          <w:rFonts w:ascii="Times New Roman" w:cs="Times New Roman" w:eastAsia="Times New Roman" w:hAnsi="Times New Roman"/>
+          <w:sz w:val="20"/>
+          <w:szCs w:val="20"/>
+        </w:rPr>
+        <w:t xml:space="preserve">May – Dec 2025</w:t>
       </w:r>
     </w:p>
     <w:p>
@@ -684,7 +1027,7 @@
           <w:sz w:val="20"/>
           <w:szCs w:val="20"/>
         </w:rPr>
-        <w:t xml:space="preserve">Formal proof gates test each mechanism against 1,200+ classical baselines across 720+ theorem modules, indexing negative results.</w:t>
+        <w:t xml:space="preserve">Reduced hallucination in generative protein modeling under Dr. Venkat Venkatasubramanian, grounded in molecular graph data.</w:t>
       </w:r>
     </w:p>
     <w:p>
@@ -694,18 +1037,24 @@
         </w:tabs>
         <w:spacing w:before="54" w:line="235" w:lineRule="exact"/>
       </w:pPr>
-      <w:hyperlink w:history="1" r:id="rIdjhsc93ujxysyloa1yi3nk">
-        <w:r>
-          <w:rPr>
-            <w:rFonts w:ascii="Times New Roman" w:cs="Times New Roman" w:eastAsia="Times New Roman" w:hAnsi="Times New Roman"/>
-            <w:b/>
-            <w:bCs/>
-            <w:sz w:val="20"/>
-            <w:szCs w:val="20"/>
-          </w:rPr>
-          <w:t xml:space="preserve">LLM-Based Lossless Text Compression</w:t>
-        </w:r>
-      </w:hyperlink>
+      <w:r>
+        <w:rPr>
+          <w:rFonts w:ascii="Times New Roman" w:cs="Times New Roman" w:eastAsia="Times New Roman" w:hAnsi="Times New Roman"/>
+          <w:b/>
+          <w:bCs/>
+          <w:sz w:val="20"/>
+          <w:szCs w:val="20"/>
+        </w:rPr>
+        <w:t xml:space="preserve">Foster Care Policy Database</w:t>
+      </w:r>
+      <w:r>
+        <w:rPr>
+          <w:rFonts w:ascii="Times New Roman" w:cs="Times New Roman" w:eastAsia="Times New Roman" w:hAnsi="Times New Roman"/>
+          <w:sz w:val="20"/>
+          <w:szCs w:val="20"/>
+        </w:rPr>
+        <w:t xml:space="preserve">, Washington University in St. Louis</w:t>
+      </w:r>
       <w:r>
         <w:rPr>
           <w:rFonts w:ascii="Times New Roman" w:cs="Times New Roman" w:eastAsia="Times New Roman" w:hAnsi="Times New Roman"/>
@@ -722,21 +1071,19 @@
           <w:sz w:val="20"/>
           <w:szCs w:val="20"/>
         </w:rPr>
-        <w:t xml:space="preserve">PyTorch, CUDA</w:t>
+        <w:t xml:space="preserve">Undergraduate Researcher</w:t>
       </w:r>
       <w:r>
         <w:tab/>
       </w:r>
-      <w:hyperlink w:history="1" r:id="rIdd6m0k-lma_fmtwxdwaenm">
-        <w:r>
-          <w:rPr>
-            <w:rFonts w:ascii="Times New Roman" w:cs="Times New Roman" w:eastAsia="Times New Roman" w:hAnsi="Times New Roman"/>
-            <w:sz w:val="20"/>
-            <w:szCs w:val="20"/>
-          </w:rPr>
-          <w:t xml:space="preserve">jaspersands.com/llmcompression</w:t>
-        </w:r>
-      </w:hyperlink>
+      <w:r>
+        <w:rPr>
+          <w:rFonts w:ascii="Times New Roman" w:cs="Times New Roman" w:eastAsia="Times New Roman" w:hAnsi="Times New Roman"/>
+          <w:sz w:val="20"/>
+          <w:szCs w:val="20"/>
+        </w:rPr>
+        <w:t xml:space="preserve">Sep 2024 – May 2025</w:t>
+      </w:r>
     </w:p>
     <w:p>
       <w:pPr>
@@ -753,7 +1100,7 @@
           <w:sz w:val="20"/>
           <w:szCs w:val="20"/>
         </w:rPr>
-        <w:t xml:space="preserve">Arithmetic coding on LLM predictions, 5–16× average and 39× best case, at 100–1000× lower throughput than gzip and zstd.</w:t>
+        <w:t xml:space="preserve">Fine-tuned LLaMA-3 with Hugging Face for QA over 50k foster-care policy documents, with human-in-the-loop feedback.</w:t>
       </w:r>
     </w:p>
     <w:p>
@@ -772,7 +1119,7 @@
           <w:sz w:val="21"/>
           <w:szCs w:val="21"/>
         </w:rPr>
-        <w:t xml:space="preserve">RESEARCH</w:t>
+        <w:t xml:space="preserve">EXPERIENCE</w:t>
       </w:r>
     </w:p>
     <w:p>
@@ -790,7 +1137,7 @@
           <w:sz w:val="20"/>
           <w:szCs w:val="20"/>
         </w:rPr>
-        <w:t xml:space="preserve">Diraq / UNSW Sydney</w:t>
+        <w:t xml:space="preserve">Smack Technologies</w:t>
       </w:r>
       <w:r>
         <w:rPr>
@@ -808,7 +1155,7 @@
           <w:sz w:val="20"/>
           <w:szCs w:val="20"/>
         </w:rPr>
-        <w:t xml:space="preserve">MS Thesis Research</w:t>
+        <w:t xml:space="preserve">AI Intern</w:t>
       </w:r>
       <w:r>
         <w:tab/>
@@ -819,7 +1166,7 @@
           <w:sz w:val="20"/>
           <w:szCs w:val="20"/>
         </w:rPr>
-        <w:t xml:space="preserve">Sep 2026 – May 2027</w:t>
+        <w:t xml:space="preserve">May – Aug 2026</w:t>
       </w:r>
     </w:p>
     <w:p>
@@ -837,7 +1184,7 @@
           <w:sz w:val="20"/>
           <w:szCs w:val="20"/>
         </w:rPr>
-        <w:t xml:space="preserve">Automating silicon spin qubit characterization under Dr. Nard Dumoulin Stuyck, replacing manual tuning and interpretation.</w:t>
+        <w:t xml:space="preserve">Built physics and sensor simulation, integrating the knowledge graph to expand corpus generation.</w:t>
       </w:r>
     </w:p>
     <w:p>
@@ -855,62 +1202,7 @@
           <w:sz w:val="20"/>
           <w:szCs w:val="20"/>
         </w:rPr>
-        <w:t xml:space="preserve">Acquiring charge measurements from cryogenic probing, and classifying device states against what an expert would call by hand.</w:t>
-      </w:r>
-    </w:p>
-    <w:p>
-      <w:pPr>
-        <w:tabs>
-          <w:tab w:val="right" w:pos="10800"/>
-        </w:tabs>
-        <w:spacing w:before="54" w:line="235" w:lineRule="exact"/>
-      </w:pPr>
-      <w:r>
-        <w:rPr>
-          <w:rFonts w:ascii="Times New Roman" w:cs="Times New Roman" w:eastAsia="Times New Roman" w:hAnsi="Times New Roman"/>
-          <w:b/>
-          <w:bCs/>
-          <w:sz w:val="20"/>
-          <w:szCs w:val="20"/>
-        </w:rPr>
-        <w:t xml:space="preserve">Cidon Systems Research Lab</w:t>
-      </w:r>
-      <w:r>
-        <w:rPr>
-          <w:rFonts w:ascii="Times New Roman" w:cs="Times New Roman" w:eastAsia="Times New Roman" w:hAnsi="Times New Roman"/>
-          <w:sz w:val="20"/>
-          <w:szCs w:val="20"/>
-        </w:rPr>
-        <w:t xml:space="preserve">, Columbia University</w:t>
-      </w:r>
-      <w:r>
-        <w:rPr>
-          <w:rFonts w:ascii="Times New Roman" w:cs="Times New Roman" w:eastAsia="Times New Roman" w:hAnsi="Times New Roman"/>
-          <w:sz w:val="20"/>
-          <w:szCs w:val="20"/>
-        </w:rPr>
-        <w:t xml:space="preserve"> · </w:t>
-      </w:r>
-      <w:r>
-        <w:rPr>
-          <w:rFonts w:ascii="Times New Roman" w:cs="Times New Roman" w:eastAsia="Times New Roman" w:hAnsi="Times New Roman"/>
-          <w:i/>
-          <w:iCs/>
-          <w:sz w:val="20"/>
-          <w:szCs w:val="20"/>
-        </w:rPr>
-        <w:t xml:space="preserve">Graduate Researcher</w:t>
-      </w:r>
-      <w:r>
-        <w:tab/>
-      </w:r>
-      <w:r>
-        <w:rPr>
-          <w:rFonts w:ascii="Times New Roman" w:cs="Times New Roman" w:eastAsia="Times New Roman" w:hAnsi="Times New Roman"/>
-          <w:sz w:val="20"/>
-          <w:szCs w:val="20"/>
-        </w:rPr>
-        <w:t xml:space="preserve">Sep 2025 – Jun 2026</w:t>
+        <w:t xml:space="preserve">Benchmarked open-weight models head to head on speed, intelligence and concurrency, speeding corpus generation 64x.</w:t>
       </w:r>
     </w:p>
     <w:p>
@@ -928,7 +1220,7 @@
           <w:sz w:val="20"/>
           <w:szCs w:val="20"/>
         </w:rPr>
-        <w:t xml:space="preserve">Built phishing and spam detection pipelines with Dr. Asaf Cidon and Barracuda Networks, combining language-model embeddings with production email telemetry and tuning for precision against a fixed false-positive budget.</w:t>
+        <w:t xml:space="preserve">Bounded simulator error to 0.55% against references outside its own tests, in a report that regenerates when the physics changes.</w:t>
       </w:r>
     </w:p>
     <w:p>
@@ -946,15 +1238,7 @@
           <w:sz w:val="20"/>
           <w:szCs w:val="20"/>
         </w:rPr>
-        <w:t xml:space="preserve">Complex Resilient Intelligent Systems Lab</w:t>
-      </w:r>
-      <w:r>
-        <w:rPr>
-          <w:rFonts w:ascii="Times New Roman" w:cs="Times New Roman" w:eastAsia="Times New Roman" w:hAnsi="Times New Roman"/>
-          <w:sz w:val="20"/>
-          <w:szCs w:val="20"/>
-        </w:rPr>
-        <w:t xml:space="preserve">, Columbia University</w:t>
+        <w:t xml:space="preserve">Highnote</w:t>
       </w:r>
       <w:r>
         <w:rPr>
@@ -972,7 +1256,7 @@
           <w:sz w:val="20"/>
           <w:szCs w:val="20"/>
         </w:rPr>
-        <w:t xml:space="preserve">Graduate Researcher</w:t>
+        <w:t xml:space="preserve">Cybersecurity Engineer Intern</w:t>
       </w:r>
       <w:r>
         <w:tab/>
@@ -983,7 +1267,7 @@
           <w:sz w:val="20"/>
           <w:szCs w:val="20"/>
         </w:rPr>
-        <w:t xml:space="preserve">May – Dec 2025</w:t>
+        <w:t xml:space="preserve">May – Jul 2024</w:t>
       </w:r>
     </w:p>
     <w:p>
@@ -1001,7 +1285,7 @@
           <w:sz w:val="20"/>
           <w:szCs w:val="20"/>
         </w:rPr>
-        <w:t xml:space="preserve">Reduced hallucination in generative protein modeling under Dr. Venkat Venkatasubramanian, grounded in molecular graph data.</w:t>
+        <w:t xml:space="preserve">Built the company-wide SIEM for a card-issuing fintech: AWS, GCP and Datadog logs in one Elasticsearch cluster (1 TB/day), 100+ detections.</w:t>
       </w:r>
     </w:p>
     <w:p>
@@ -1019,15 +1303,7 @@
           <w:sz w:val="20"/>
           <w:szCs w:val="20"/>
         </w:rPr>
-        <w:t xml:space="preserve">Foster Care Policy Database</w:t>
-      </w:r>
-      <w:r>
-        <w:rPr>
-          <w:rFonts w:ascii="Times New Roman" w:cs="Times New Roman" w:eastAsia="Times New Roman" w:hAnsi="Times New Roman"/>
-          <w:sz w:val="20"/>
-          <w:szCs w:val="20"/>
-        </w:rPr>
-        <w:t xml:space="preserve">, Washington University in St. Louis</w:t>
+        <w:t xml:space="preserve">Mindtrip</w:t>
       </w:r>
       <w:r>
         <w:rPr>
@@ -1045,7 +1321,7 @@
           <w:sz w:val="20"/>
           <w:szCs w:val="20"/>
         </w:rPr>
-        <w:t xml:space="preserve">Undergraduate Researcher</w:t>
+        <w:t xml:space="preserve">Software Engineer Intern</w:t>
       </w:r>
       <w:r>
         <w:tab/>
@@ -1056,7 +1332,7 @@
           <w:sz w:val="20"/>
           <w:szCs w:val="20"/>
         </w:rPr>
-        <w:t xml:space="preserve">Sep 2024 – May 2025</w:t>
+        <w:t xml:space="preserve">May – Jul 2023</w:t>
       </w:r>
     </w:p>
     <w:p>
@@ -1074,7 +1350,7 @@
           <w:sz w:val="20"/>
           <w:szCs w:val="20"/>
         </w:rPr>
-        <w:t xml:space="preserve">Fine-tuned LLaMA-3 with Hugging Face for QA over 50k foster-care policy documents, with human-in-the-loop feedback.</w:t>
+        <w:t xml:space="preserve">Built internal admin and secure-query tooling in JavaScript and Rails via Retool, saving roughly 250 engineering hours a month.</w:t>
       </w:r>
     </w:p>
     <w:p>
@@ -1093,54 +1369,7 @@
           <w:sz w:val="21"/>
           <w:szCs w:val="21"/>
         </w:rPr>
-        <w:t xml:space="preserve">EXPERIENCE</w:t>
-      </w:r>
-    </w:p>
-    <w:p>
-      <w:pPr>
-        <w:tabs>
-          <w:tab w:val="right" w:pos="10800"/>
-        </w:tabs>
-        <w:spacing w:before="42" w:line="235" w:lineRule="exact"/>
-      </w:pPr>
-      <w:r>
-        <w:rPr>
-          <w:rFonts w:ascii="Times New Roman" w:cs="Times New Roman" w:eastAsia="Times New Roman" w:hAnsi="Times New Roman"/>
-          <w:b/>
-          <w:bCs/>
-          <w:sz w:val="20"/>
-          <w:szCs w:val="20"/>
-        </w:rPr>
-        <w:t xml:space="preserve">Smack Technologies</w:t>
-      </w:r>
-      <w:r>
-        <w:rPr>
-          <w:rFonts w:ascii="Times New Roman" w:cs="Times New Roman" w:eastAsia="Times New Roman" w:hAnsi="Times New Roman"/>
-          <w:sz w:val="20"/>
-          <w:szCs w:val="20"/>
-        </w:rPr>
-        <w:t xml:space="preserve"> · </w:t>
-      </w:r>
-      <w:r>
-        <w:rPr>
-          <w:rFonts w:ascii="Times New Roman" w:cs="Times New Roman" w:eastAsia="Times New Roman" w:hAnsi="Times New Roman"/>
-          <w:i/>
-          <w:iCs/>
-          <w:sz w:val="20"/>
-          <w:szCs w:val="20"/>
-        </w:rPr>
-        <w:t xml:space="preserve">AI Intern</w:t>
-      </w:r>
-      <w:r>
-        <w:tab/>
-      </w:r>
-      <w:r>
-        <w:rPr>
-          <w:rFonts w:ascii="Times New Roman" w:cs="Times New Roman" w:eastAsia="Times New Roman" w:hAnsi="Times New Roman"/>
-          <w:sz w:val="20"/>
-          <w:szCs w:val="20"/>
-        </w:rPr>
-        <w:t xml:space="preserve">May – Aug 2026</w:t>
+        <w:t xml:space="preserve">COMPETITIONS &amp; LEADERSHIP</w:t>
       </w:r>
     </w:p>
     <w:p>
@@ -1155,10 +1384,90 @@
       <w:r>
         <w:rPr>
           <w:rFonts w:ascii="Times New Roman" w:cs="Times New Roman" w:eastAsia="Times New Roman" w:hAnsi="Times New Roman"/>
-          <w:sz w:val="20"/>
-          <w:szCs w:val="20"/>
-        </w:rPr>
-        <w:t xml:space="preserve">Built physics and sensor simulation, integrating the knowledge graph to expand corpus generation.</w:t>
+          <w:b/>
+          <w:bCs/>
+          <w:sz w:val="20"/>
+          <w:szCs w:val="20"/>
+        </w:rPr>
+        <w:t xml:space="preserve">Overall Winner</w:t>
+      </w:r>
+      <w:r>
+        <w:rPr>
+          <w:rFonts w:ascii="Times New Roman" w:cs="Times New Roman" w:eastAsia="Times New Roman" w:hAnsi="Times New Roman"/>
+          <w:sz w:val="20"/>
+          <w:szCs w:val="20"/>
+        </w:rPr>
+        <w:t xml:space="preserve"> &amp; </w:t>
+      </w:r>
+      <w:r>
+        <w:rPr>
+          <w:rFonts w:ascii="Times New Roman" w:cs="Times New Roman" w:eastAsia="Times New Roman" w:hAnsi="Times New Roman"/>
+          <w:b/>
+          <w:bCs/>
+          <w:sz w:val="20"/>
+          <w:szCs w:val="20"/>
+        </w:rPr>
+        <w:t xml:space="preserve">NVIDIA Ecosystem Award</w:t>
+      </w:r>
+      <w:r>
+        <w:rPr>
+          <w:rFonts w:ascii="Times New Roman" w:cs="Times New Roman" w:eastAsia="Times New Roman" w:hAnsi="Times New Roman"/>
+          <w:sz w:val="20"/>
+          <w:szCs w:val="20"/>
+        </w:rPr>
+        <w:t xml:space="preserve">, MIT iQuHACK 2026, qualified for the NYU Abu Dhabi Quantum and AI Hackathon 2027</w:t>
+      </w:r>
+      <w:r>
+        <w:rPr>
+          <w:rFonts w:ascii="Times New Roman" w:cs="Times New Roman" w:eastAsia="Times New Roman" w:hAnsi="Times New Roman"/>
+          <w:sz w:val="20"/>
+          <w:szCs w:val="20"/>
+        </w:rPr>
+        <w:t xml:space="preserve"> · </w:t>
+      </w:r>
+      <w:r>
+        <w:rPr>
+          <w:rFonts w:ascii="Times New Roman" w:cs="Times New Roman" w:eastAsia="Times New Roman" w:hAnsi="Times New Roman"/>
+          <w:b/>
+          <w:bCs/>
+          <w:sz w:val="20"/>
+          <w:szCs w:val="20"/>
+        </w:rPr>
+        <w:t xml:space="preserve">Audience Favorite</w:t>
+      </w:r>
+      <w:r>
+        <w:rPr>
+          <w:rFonts w:ascii="Times New Roman" w:cs="Times New Roman" w:eastAsia="Times New Roman" w:hAnsi="Times New Roman"/>
+          <w:sz w:val="20"/>
+          <w:szCs w:val="20"/>
+        </w:rPr>
+        <w:t xml:space="preserve">, Harmoniqs Quantum Design 2026</w:t>
+      </w:r>
+      <w:r>
+        <w:rPr>
+          <w:rFonts w:ascii="Times New Roman" w:cs="Times New Roman" w:eastAsia="Times New Roman" w:hAnsi="Times New Roman"/>
+          <w:sz w:val="20"/>
+          <w:szCs w:val="20"/>
+        </w:rPr>
+        <w:t xml:space="preserve"> · </w:t>
+      </w:r>
+      <w:r>
+        <w:rPr>
+          <w:rFonts w:ascii="Times New Roman" w:cs="Times New Roman" w:eastAsia="Times New Roman" w:hAnsi="Times New Roman"/>
+          <w:b/>
+          <w:bCs/>
+          <w:sz w:val="20"/>
+          <w:szCs w:val="20"/>
+        </w:rPr>
+        <w:t xml:space="preserve">Runner-Up</w:t>
+      </w:r>
+      <w:r>
+        <w:rPr>
+          <w:rFonts w:ascii="Times New Roman" w:cs="Times New Roman" w:eastAsia="Times New Roman" w:hAnsi="Times New Roman"/>
+          <w:sz w:val="20"/>
+          <w:szCs w:val="20"/>
+        </w:rPr>
+        <w:t xml:space="preserve">, Qualcomm Snapdragon Hackathon 2026</w:t>
       </w:r>
     </w:p>
     <w:p>
@@ -1173,158 +1482,20 @@
       <w:r>
         <w:rPr>
           <w:rFonts w:ascii="Times New Roman" w:cs="Times New Roman" w:eastAsia="Times New Roman" w:hAnsi="Times New Roman"/>
-          <w:sz w:val="20"/>
-          <w:szCs w:val="20"/>
-        </w:rPr>
-        <w:t xml:space="preserve">Benchmarked open-weight models head to head on speed, intelligence and concurrency, speeding corpus generation 64x.</w:t>
-      </w:r>
-    </w:p>
-    <w:p>
-      <w:pPr>
-        <w:pStyle w:val="ListParagraph"/>
-        <w:numPr>
-          <w:ilvl w:val="0"/>
-          <w:numId w:val="2"/>
-        </w:numPr>
-        <w:spacing w:before="12" w:line="235" w:lineRule="exact"/>
-      </w:pPr>
-      <w:r>
-        <w:rPr>
-          <w:rFonts w:ascii="Times New Roman" w:cs="Times New Roman" w:eastAsia="Times New Roman" w:hAnsi="Times New Roman"/>
-          <w:sz w:val="20"/>
-          <w:szCs w:val="20"/>
-        </w:rPr>
-        <w:t xml:space="preserve">Bounded simulator error to 0.55% against references outside its own tests, in a report that regenerates when the physics changes.</w:t>
-      </w:r>
-    </w:p>
-    <w:p>
-      <w:pPr>
-        <w:tabs>
-          <w:tab w:val="right" w:pos="10800"/>
-        </w:tabs>
-        <w:spacing w:before="54" w:line="235" w:lineRule="exact"/>
-      </w:pPr>
-      <w:r>
-        <w:rPr>
-          <w:rFonts w:ascii="Times New Roman" w:cs="Times New Roman" w:eastAsia="Times New Roman" w:hAnsi="Times New Roman"/>
-          <w:b/>
-          <w:bCs/>
-          <w:sz w:val="20"/>
-          <w:szCs w:val="20"/>
-        </w:rPr>
-        <w:t xml:space="preserve">Highnote</w:t>
-      </w:r>
-      <w:r>
-        <w:rPr>
-          <w:rFonts w:ascii="Times New Roman" w:cs="Times New Roman" w:eastAsia="Times New Roman" w:hAnsi="Times New Roman"/>
-          <w:sz w:val="20"/>
-          <w:szCs w:val="20"/>
-        </w:rPr>
-        <w:t xml:space="preserve"> · </w:t>
-      </w:r>
-      <w:r>
-        <w:rPr>
-          <w:rFonts w:ascii="Times New Roman" w:cs="Times New Roman" w:eastAsia="Times New Roman" w:hAnsi="Times New Roman"/>
-          <w:i/>
-          <w:iCs/>
-          <w:sz w:val="20"/>
-          <w:szCs w:val="20"/>
-        </w:rPr>
-        <w:t xml:space="preserve">Cybersecurity Engineer Intern</w:t>
-      </w:r>
-      <w:r>
-        <w:tab/>
-      </w:r>
-      <w:r>
-        <w:rPr>
-          <w:rFonts w:ascii="Times New Roman" w:cs="Times New Roman" w:eastAsia="Times New Roman" w:hAnsi="Times New Roman"/>
-          <w:sz w:val="20"/>
-          <w:szCs w:val="20"/>
-        </w:rPr>
-        <w:t xml:space="preserve">May – Jul 2024</w:t>
-      </w:r>
-    </w:p>
-    <w:p>
-      <w:pPr>
-        <w:pStyle w:val="ListParagraph"/>
-        <w:numPr>
-          <w:ilvl w:val="0"/>
-          <w:numId w:val="2"/>
-        </w:numPr>
-        <w:spacing w:before="12" w:line="235" w:lineRule="exact"/>
-      </w:pPr>
-      <w:r>
-        <w:rPr>
-          <w:rFonts w:ascii="Times New Roman" w:cs="Times New Roman" w:eastAsia="Times New Roman" w:hAnsi="Times New Roman"/>
-          <w:sz w:val="20"/>
-          <w:szCs w:val="20"/>
-        </w:rPr>
-        <w:t xml:space="preserve">Designed and deployed the company-wide SIEM for a card-issuing fintech, unifying AWS, GCP, and Datadog telemetry into one Elasticsearch cluster ingesting over 1 TB/day, and wrote 100+ rule-based and ML anomaly detections.</w:t>
-      </w:r>
-    </w:p>
-    <w:p>
-      <w:pPr>
-        <w:tabs>
-          <w:tab w:val="right" w:pos="10800"/>
-        </w:tabs>
-        <w:spacing w:before="54" w:line="235" w:lineRule="exact"/>
-      </w:pPr>
-      <w:r>
-        <w:rPr>
-          <w:rFonts w:ascii="Times New Roman" w:cs="Times New Roman" w:eastAsia="Times New Roman" w:hAnsi="Times New Roman"/>
-          <w:b/>
-          <w:bCs/>
-          <w:sz w:val="20"/>
-          <w:szCs w:val="20"/>
-        </w:rPr>
-        <w:t xml:space="preserve">Mindtrip</w:t>
-      </w:r>
-      <w:r>
-        <w:rPr>
-          <w:rFonts w:ascii="Times New Roman" w:cs="Times New Roman" w:eastAsia="Times New Roman" w:hAnsi="Times New Roman"/>
-          <w:sz w:val="20"/>
-          <w:szCs w:val="20"/>
-        </w:rPr>
-        <w:t xml:space="preserve"> · </w:t>
-      </w:r>
-      <w:r>
-        <w:rPr>
-          <w:rFonts w:ascii="Times New Roman" w:cs="Times New Roman" w:eastAsia="Times New Roman" w:hAnsi="Times New Roman"/>
-          <w:i/>
-          <w:iCs/>
-          <w:sz w:val="20"/>
-          <w:szCs w:val="20"/>
-        </w:rPr>
-        <w:t xml:space="preserve">Software Engineer Intern</w:t>
-      </w:r>
-      <w:r>
-        <w:tab/>
-      </w:r>
-      <w:r>
-        <w:rPr>
-          <w:rFonts w:ascii="Times New Roman" w:cs="Times New Roman" w:eastAsia="Times New Roman" w:hAnsi="Times New Roman"/>
-          <w:sz w:val="20"/>
-          <w:szCs w:val="20"/>
-        </w:rPr>
-        <w:t xml:space="preserve">May – Jul 2023</w:t>
-      </w:r>
-    </w:p>
-    <w:p>
-      <w:pPr>
-        <w:pStyle w:val="ListParagraph"/>
-        <w:numPr>
-          <w:ilvl w:val="0"/>
-          <w:numId w:val="2"/>
-        </w:numPr>
-        <w:spacing w:before="12" w:line="235" w:lineRule="exact"/>
-      </w:pPr>
-      <w:r>
-        <w:rPr>
-          <w:rFonts w:ascii="Times New Roman" w:cs="Times New Roman" w:eastAsia="Times New Roman" w:hAnsi="Times New Roman"/>
-          <w:sz w:val="20"/>
-          <w:szCs w:val="20"/>
-        </w:rPr>
-        <w:t xml:space="preserve">Built internal admin and secure-query tooling in JavaScript and Rails via Retool, saving roughly 250 engineering hours a month.</w:t>
+          <w:b/>
+          <w:bCs/>
+          <w:sz w:val="20"/>
+          <w:szCs w:val="20"/>
+        </w:rPr>
+        <w:t xml:space="preserve">Graduate Lead</w:t>
+      </w:r>
+      <w:r>
+        <w:rPr>
+          <w:rFonts w:ascii="Times New Roman" w:cs="Times New Roman" w:eastAsia="Times New Roman" w:hAnsi="Times New Roman"/>
+          <w:sz w:val="20"/>
+          <w:szCs w:val="20"/>
+        </w:rPr>
+        <w:t xml:space="preserve">, Columbia Quantum Algorithms Reading Group: weekly sessions through all 33 chapters of Andrew Childs' notes.</w:t>
       </w:r>
     </w:p>
     <w:p>
@@ -1343,151 +1514,6 @@
           <w:sz w:val="21"/>
           <w:szCs w:val="21"/>
         </w:rPr>
-        <w:t xml:space="preserve">COMPETITIONS &amp; LEADERSHIP</w:t>
-      </w:r>
-    </w:p>
-    <w:p>
-      <w:pPr>
-        <w:pStyle w:val="ListParagraph"/>
-        <w:numPr>
-          <w:ilvl w:val="0"/>
-          <w:numId w:val="2"/>
-        </w:numPr>
-        <w:spacing w:before="12" w:line="235" w:lineRule="exact"/>
-      </w:pPr>
-      <w:r>
-        <w:rPr>
-          <w:rFonts w:ascii="Times New Roman" w:cs="Times New Roman" w:eastAsia="Times New Roman" w:hAnsi="Times New Roman"/>
-          <w:b/>
-          <w:bCs/>
-          <w:sz w:val="20"/>
-          <w:szCs w:val="20"/>
-        </w:rPr>
-        <w:t xml:space="preserve">Overall Winner</w:t>
-      </w:r>
-      <w:r>
-        <w:rPr>
-          <w:rFonts w:ascii="Times New Roman" w:cs="Times New Roman" w:eastAsia="Times New Roman" w:hAnsi="Times New Roman"/>
-          <w:sz w:val="20"/>
-          <w:szCs w:val="20"/>
-        </w:rPr>
-        <w:t xml:space="preserve"> &amp; </w:t>
-      </w:r>
-      <w:r>
-        <w:rPr>
-          <w:rFonts w:ascii="Times New Roman" w:cs="Times New Roman" w:eastAsia="Times New Roman" w:hAnsi="Times New Roman"/>
-          <w:b/>
-          <w:bCs/>
-          <w:sz w:val="20"/>
-          <w:szCs w:val="20"/>
-        </w:rPr>
-        <w:t xml:space="preserve">NVIDIA Ecosystem Award</w:t>
-      </w:r>
-      <w:r>
-        <w:rPr>
-          <w:rFonts w:ascii="Times New Roman" w:cs="Times New Roman" w:eastAsia="Times New Roman" w:hAnsi="Times New Roman"/>
-          <w:sz w:val="20"/>
-          <w:szCs w:val="20"/>
-        </w:rPr>
-        <w:t xml:space="preserve">, MIT iQuHACK 2026, qualified for the NYU Abu Dhabi Quantum and AI Hackathon 2027</w:t>
-      </w:r>
-      <w:r>
-        <w:rPr>
-          <w:rFonts w:ascii="Times New Roman" w:cs="Times New Roman" w:eastAsia="Times New Roman" w:hAnsi="Times New Roman"/>
-          <w:sz w:val="20"/>
-          <w:szCs w:val="20"/>
-        </w:rPr>
-        <w:t xml:space="preserve"> · </w:t>
-      </w:r>
-      <w:r>
-        <w:rPr>
-          <w:rFonts w:ascii="Times New Roman" w:cs="Times New Roman" w:eastAsia="Times New Roman" w:hAnsi="Times New Roman"/>
-          <w:b/>
-          <w:bCs/>
-          <w:sz w:val="20"/>
-          <w:szCs w:val="20"/>
-        </w:rPr>
-        <w:t xml:space="preserve">Audience Favorite</w:t>
-      </w:r>
-      <w:r>
-        <w:rPr>
-          <w:rFonts w:ascii="Times New Roman" w:cs="Times New Roman" w:eastAsia="Times New Roman" w:hAnsi="Times New Roman"/>
-          <w:sz w:val="20"/>
-          <w:szCs w:val="20"/>
-        </w:rPr>
-        <w:t xml:space="preserve">, Harmoniqs Quantum Design 2026</w:t>
-      </w:r>
-      <w:r>
-        <w:rPr>
-          <w:rFonts w:ascii="Times New Roman" w:cs="Times New Roman" w:eastAsia="Times New Roman" w:hAnsi="Times New Roman"/>
-          <w:sz w:val="20"/>
-          <w:szCs w:val="20"/>
-        </w:rPr>
-        <w:t xml:space="preserve"> · </w:t>
-      </w:r>
-      <w:r>
-        <w:rPr>
-          <w:rFonts w:ascii="Times New Roman" w:cs="Times New Roman" w:eastAsia="Times New Roman" w:hAnsi="Times New Roman"/>
-          <w:b/>
-          <w:bCs/>
-          <w:sz w:val="20"/>
-          <w:szCs w:val="20"/>
-        </w:rPr>
-        <w:t xml:space="preserve">Runner-Up</w:t>
-      </w:r>
-      <w:r>
-        <w:rPr>
-          <w:rFonts w:ascii="Times New Roman" w:cs="Times New Roman" w:eastAsia="Times New Roman" w:hAnsi="Times New Roman"/>
-          <w:sz w:val="20"/>
-          <w:szCs w:val="20"/>
-        </w:rPr>
-        <w:t xml:space="preserve">, Qualcomm Snapdragon Hackathon 2026</w:t>
-      </w:r>
-    </w:p>
-    <w:p>
-      <w:pPr>
-        <w:pStyle w:val="ListParagraph"/>
-        <w:numPr>
-          <w:ilvl w:val="0"/>
-          <w:numId w:val="2"/>
-        </w:numPr>
-        <w:spacing w:before="12" w:line="235" w:lineRule="exact"/>
-      </w:pPr>
-      <w:r>
-        <w:rPr>
-          <w:rFonts w:ascii="Times New Roman" w:cs="Times New Roman" w:eastAsia="Times New Roman" w:hAnsi="Times New Roman"/>
-          <w:b/>
-          <w:bCs/>
-          <w:sz w:val="20"/>
-          <w:szCs w:val="20"/>
-        </w:rPr>
-        <w:t xml:space="preserve">Graduate Lead</w:t>
-      </w:r>
-      <w:r>
-        <w:rPr>
-          <w:rFonts w:ascii="Times New Roman" w:cs="Times New Roman" w:eastAsia="Times New Roman" w:hAnsi="Times New Roman"/>
-          <w:sz w:val="20"/>
-          <w:szCs w:val="20"/>
-        </w:rPr>
-        <w:t xml:space="preserve">, Columbia Quantum Algorithms Reading Group: weekly sessions through all 33 chapters of Andrew Childs' notes.</w:t>
-      </w:r>
-    </w:p>
-    <w:p>
-      <w:pPr>
-        <w:pBdr>
-          <w:bottom w:val="single" w:color="000000" w:sz="6" w:space="1"/>
-        </w:pBdr>
-        <w:spacing w:after="16" w:before="100" w:line="235" w:lineRule="exact"/>
-      </w:pPr>
-      <w:r>
-        <w:rPr>
-          <w:rFonts w:ascii="Times New Roman" w:cs="Times New Roman" w:eastAsia="Times New Roman" w:hAnsi="Times New Roman"/>
-          <w:b/>
-          <w:bCs/>
-          <w:spacing w:val="16"/>
-          <w:sz w:val="21"/>
-          <w:szCs w:val="21"/>
-        </w:rPr>
         <w:t xml:space="preserve">SKILLS</w:t>
       </w:r>
     </w:p>
@@ -1536,7 +1562,7 @@
           <w:sz w:val="20"/>
           <w:szCs w:val="20"/>
         </w:rPr>
-        <w:t xml:space="preserve">Hamiltonian simulation, phase and amplitude estimation, QSVT and block encoding, VQE, QAOA · surface codes, stabilizer formalism, MWPM and Union-Find decoding, threshold estimation, noise modeling</w:t>
+        <w:t xml:space="preserve">Hamiltonian simulation, phase and amplitude estimation, QSVT and block encoding, VQE, QAOA · surface codes, stabilizer formalism, MWPM and Union-Find decoding, threshold estimation, noise modeling, lattice surgery</w:t>
       </w:r>
     </w:p>
     <w:p>
